--- a/DOCUMENT/Tổng hợp API.docx
+++ b/DOCUMENT/Tổng hợp API.docx
@@ -7109,7 +7109,7 @@
         <w:rPr>
           <w:color w:val="333333"/>
         </w:rPr>
-        <w:t>Khách hàng tạo đơn đặt món ăn từ nhà hàng. Hệ thống tạo đơn và bắt đầu điều phối tài xế giao đồ ăn.</w:t>
+        <w:t>Khách hàng tạo đơn đặt món ăn từ nhà hàng. Với phương thức CASH, đơn khởi tạo trạng thái PENDING và chuyển ngay đến nhà hàng. Với thanh toán online (WALLET ví OmniPay, MOMO, VNPAY), đơn tạo ở trạng thái AWAITING_PAYMENT (chờ thanh toán thành công trước khi gửi nhà hàng tiếp nhận và điều phối tài xế).</w:t>
       </w:r>
     </w:p>
     <w:p>
@@ -7472,7 +7472,7 @@
         <w:rPr>
           <w:color w:val="2E75B6"/>
         </w:rPr>
-        <w:t>ApiResponse&lt;FoodOrderResponse&gt; (orderId, status: PENDING_MERCHANT, subtotal, deliveryFee, totalAmount...)</w:t>
+        <w:t>ApiResponse&lt;FoodOrderResponse&gt; (orderId, status: PENDING hoặc AWAITING_PAYMENT, isPaid, subtotal, deliveryFee, totalAmount, driverRetryCount...)</w:t>
       </w:r>
     </w:p>
     <w:p>
@@ -7482,6 +7482,85 @@
       <w:r>
         <w:rPr>
           <w:b/>
+          <w:color w:val="1F4E79"/>
+        </w:rPr>
+        <w:t xml:space="preserve">[PATCH] </w:t>
+      </w:r>
+      <w:r>
+        <w:rPr>
+          <w:b/>
+          <w:color w:val="000000"/>
+        </w:rPr>
+        <w:t>/api/v1/food-orders/{orderId}/switch-to-cash</w:t>
+      </w:r>
+    </w:p>
+    <w:p>
+      <w:r>
+        <w:rPr>
+          <w:b/>
+          <w:color w:val="333333"/>
+        </w:rPr>
+        <w:t xml:space="preserve">• Mô tả: </w:t>
+      </w:r>
+      <w:r>
+        <w:rPr>
+          <w:color w:val="333333"/>
+        </w:rPr>
+        <w:t>Khách hàng chuyển đổi phương thức thanh toán sang Tiền mặt (CASH) khi đơn đang ở trạng thái AWAITING_PAYMENT (do ví không đủ số dư, hủy giao dịch thanh toán online hoặc muốn trả tiền mặt khi nhận hàng). Đơn hàng tự động chuyển sang PENDING và gửi thông báo tới nhà hàng tiếp nhận.</w:t>
+      </w:r>
+    </w:p>
+    <w:p>
+      <w:r>
+        <w:rPr>
+          <w:b/>
+          <w:color w:val="333333"/>
+        </w:rPr>
+        <w:t xml:space="preserve">• Quyền / Header: </w:t>
+      </w:r>
+      <w:r>
+        <w:rPr>
+          <w:color w:val="595959"/>
+        </w:rPr>
+        <w:t>Customer | Header: Authorization, X-User-Id</w:t>
+      </w:r>
+    </w:p>
+    <w:p>
+      <w:r>
+        <w:rPr>
+          <w:b/>
+          <w:color w:val="333333"/>
+        </w:rPr>
+        <w:t xml:space="preserve">• Tham số (Path / Params): </w:t>
+      </w:r>
+      <w:r>
+        <w:rPr>
+          <w:color w:val="595959"/>
+        </w:rPr>
+        <w:t>Path: {orderId}</w:t>
+      </w:r>
+    </w:p>
+    <w:p>
+      <w:r>
+        <w:rPr>
+          <w:b/>
+          <w:color w:val="333333"/>
+        </w:rPr>
+        <w:t xml:space="preserve">• Kết quả trả về: </w:t>
+      </w:r>
+      <w:r>
+        <w:rPr>
+          <w:color w:val="2E75B6"/>
+        </w:rPr>
+        <w:t>ApiResponse&lt;FoodOrderResponse&gt; (status: PENDING, paymentMethod: CASH, isPaid: false)</w:t>
+      </w:r>
+    </w:p>
+    <w:p>
+      <w:pPr>
+        <w:spacing w:before="240" w:after="60"/>
+      </w:pPr>
+      <w:r>
+        <w:rPr>
+          <w:b/>
           <w:color w:val="375623"/>
         </w:rPr>
         <w:t xml:space="preserve">[GET] </w:t>
@@ -7504,6 +7583,7 @@
           <w:b/>
           <w:color w:val="333333"/>
         </w:rPr>
+        <w:lastRenderedPageBreak/>
         <w:t xml:space="preserve">• Mô tả: </w:t>
       </w:r>
       <w:r>
@@ -7720,6 +7800,2108 @@
           <w:color w:val="595959"/>
         </w:rPr>
         <w:t>Path: {restaurantId}</w:t>
+      </w:r>
+    </w:p>
+    <w:p>
+      <w:pPr>
+        <w:spacing w:before="20" w:after="60"/>
+        <w:ind w:left="360"/>
+      </w:pPr>
+      <w:r>
+        <w:rPr>
+          <w:b/>
+          <w:color w:val="333333"/>
+        </w:rPr>
+        <w:t xml:space="preserve">• Kết quả trả về: </w:t>
+      </w:r>
+      <w:r>
+        <w:rPr>
+          <w:color w:val="2E75B6"/>
+        </w:rPr>
+        <w:t>ApiResponse&lt;List&lt;FoodOrderResponse&gt;&gt;</w:t>
+      </w:r>
+    </w:p>
+    <w:p>
+      <w:pPr>
+        <w:spacing w:before="240" w:after="60"/>
+      </w:pPr>
+      <w:r>
+        <w:rPr>
+          <w:b/>
+          <w:color w:val="375623"/>
+        </w:rPr>
+        <w:t xml:space="preserve">[GET] </w:t>
+      </w:r>
+      <w:r>
+        <w:rPr>
+          <w:b/>
+          <w:color w:val="000000"/>
+        </w:rPr>
+        <w:t>/api/v1/food-orders/driver</w:t>
+      </w:r>
+    </w:p>
+    <w:p>
+      <w:pPr>
+        <w:spacing w:before="20" w:after="40"/>
+        <w:ind w:left="360"/>
+      </w:pPr>
+      <w:r>
+        <w:rPr>
+          <w:b/>
+          <w:color w:val="333333"/>
+        </w:rPr>
+        <w:t xml:space="preserve">• Mô tả: </w:t>
+      </w:r>
+      <w:r>
+        <w:rPr>
+          <w:color w:val="333333"/>
+        </w:rPr>
+        <w:t>Tài xế xem danh sách các đơn giao đồ ăn được phân công giao.</w:t>
+      </w:r>
+    </w:p>
+    <w:p>
+      <w:pPr>
+        <w:spacing w:before="20" w:after="40"/>
+        <w:ind w:left="360"/>
+      </w:pPr>
+      <w:r>
+        <w:rPr>
+          <w:b/>
+          <w:color w:val="333333"/>
+        </w:rPr>
+        <w:t xml:space="preserve">• Quyền / Header: </w:t>
+      </w:r>
+      <w:r>
+        <w:rPr>
+          <w:color w:val="595959"/>
+        </w:rPr>
+        <w:t>ROLE_DRIVER | Header: Authorization, X-User-Id</w:t>
+      </w:r>
+    </w:p>
+    <w:p>
+      <w:pPr>
+        <w:spacing w:before="20" w:after="60"/>
+        <w:ind w:left="360"/>
+      </w:pPr>
+      <w:r>
+        <w:rPr>
+          <w:b/>
+          <w:color w:val="333333"/>
+        </w:rPr>
+        <w:t xml:space="preserve">• Kết quả trả về: </w:t>
+      </w:r>
+      <w:r>
+        <w:rPr>
+          <w:color w:val="2E75B6"/>
+        </w:rPr>
+        <w:t>ApiResponse&lt;List&lt;FoodOrderResponse&gt;&gt;</w:t>
+      </w:r>
+    </w:p>
+    <w:p>
+      <w:pPr>
+        <w:spacing w:before="240" w:after="60"/>
+      </w:pPr>
+      <w:r>
+        <w:rPr>
+          <w:b/>
+          <w:color w:val="7030A0"/>
+        </w:rPr>
+        <w:t xml:space="preserve">[PATCH] </w:t>
+      </w:r>
+      <w:r>
+        <w:rPr>
+          <w:b/>
+          <w:color w:val="000000"/>
+        </w:rPr>
+        <w:t>/api/v1/food-orders/{orderId}/status</w:t>
+      </w:r>
+    </w:p>
+    <w:p>
+      <w:pPr>
+        <w:spacing w:before="20" w:after="40"/>
+        <w:ind w:left="360"/>
+      </w:pPr>
+      <w:r>
+        <w:rPr>
+          <w:b/>
+          <w:color w:val="333333"/>
+        </w:rPr>
+        <w:t xml:space="preserve">• Mô tả: </w:t>
+      </w:r>
+      <w:r>
+        <w:rPr>
+          <w:color w:val="333333"/>
+        </w:rPr>
+        <w:t>Nhà hàng cập nhật trạng thái chế biến món ăn hoặc từ chối/hủy đơn.</w:t>
+      </w:r>
+    </w:p>
+    <w:p>
+      <w:pPr>
+        <w:spacing w:before="20" w:after="40"/>
+        <w:ind w:left="360"/>
+      </w:pPr>
+      <w:r>
+        <w:rPr>
+          <w:b/>
+          <w:color w:val="333333"/>
+        </w:rPr>
+        <w:t xml:space="preserve">• Quyền / Header: </w:t>
+      </w:r>
+      <w:r>
+        <w:rPr>
+          <w:color w:val="595959"/>
+        </w:rPr>
+        <w:t>Merchant (Chính chủ) | Header: Authorization, X-User-Id</w:t>
+      </w:r>
+    </w:p>
+    <w:p>
+      <w:pPr>
+        <w:spacing w:before="20" w:after="40"/>
+        <w:ind w:left="360"/>
+      </w:pPr>
+      <w:r>
+        <w:rPr>
+          <w:b/>
+          <w:color w:val="333333"/>
+        </w:rPr>
+        <w:t xml:space="preserve">• Tham số (Path / Params): </w:t>
+      </w:r>
+      <w:r>
+        <w:rPr>
+          <w:color w:val="595959"/>
+        </w:rPr>
+        <w:t>Path: {orderId}</w:t>
+      </w:r>
+    </w:p>
+    <w:p>
+      <w:pPr>
+        <w:spacing w:before="20" w:after="40"/>
+        <w:ind w:left="360"/>
+      </w:pPr>
+      <w:r>
+        <w:rPr>
+          <w:b/>
+          <w:color w:val="1F4E79"/>
+        </w:rPr>
+        <w:t>• Request Body (JSON):</w:t>
+      </w:r>
+    </w:p>
+    <w:p>
+      <w:pPr>
+        <w:spacing w:before="10" w:after="20"/>
+        <w:ind w:left="720"/>
+      </w:pPr>
+      <w:r>
+        <w:rPr>
+          <w:b/>
+          <w:color w:val="2E75B6"/>
+        </w:rPr>
+        <w:t xml:space="preserve">- status: </w:t>
+      </w:r>
+      <w:r>
+        <w:rPr>
+          <w:color w:val="7F7F7F"/>
+        </w:rPr>
+        <w:t xml:space="preserve">String </w:t>
+      </w:r>
+      <w:r>
+        <w:rPr>
+          <w:color w:val="333333"/>
+        </w:rPr>
+        <w:t>[Bắt buộc] Trạng thái mới: PREPARING (Đang chuẩn bị nấu), READY_FOR_PICKUP (Món đã nấu xong), hoặc CANCELLED (Quán hủy/từ chối đơn)</w:t>
+      </w:r>
+    </w:p>
+    <w:p>
+      <w:r>
+        <w:rPr>
+          <w:b/>
+          <w:color w:val="2E75B6"/>
+        </w:rPr>
+        <w:t xml:space="preserve">- reason: </w:t>
+      </w:r>
+      <w:r>
+        <w:rPr>
+          <w:color w:val="7F7F7F"/>
+        </w:rPr>
+        <w:t xml:space="preserve">String </w:t>
+      </w:r>
+      <w:r>
+        <w:rPr>
+          <w:color w:val="333333"/>
+        </w:rPr>
+        <w:t>[Tùy chọn] Lý do từ chối hoặc hủy đơn nếu status là CANCELLED</w:t>
+      </w:r>
+    </w:p>
+    <w:p>
+      <w:r>
+        <w:rPr>
+          <w:b/>
+          <w:color w:val="2E75B6"/>
+        </w:rPr>
+        <w:t xml:space="preserve">- reasonCode: </w:t>
+      </w:r>
+      <w:r>
+        <w:rPr>
+          <w:color w:val="7F7F7F"/>
+        </w:rPr>
+        <w:t xml:space="preserve">String </w:t>
+      </w:r>
+      <w:r>
+        <w:rPr>
+          <w:color w:val="333333"/>
+        </w:rPr>
+        <w:t>[Tùy chọn] Mã lý do hủy enum OrderCancelReason (RESTAURANT_OUT_OF_STOCK, RESTAURANT_BUSY, RESTAURANT_CLOSED, OTHER)</w:t>
+      </w:r>
+    </w:p>
+    <w:p>
+      <w:pPr>
+        <w:spacing w:before="20" w:after="60"/>
+        <w:ind w:left="360"/>
+      </w:pPr>
+      <w:r>
+        <w:rPr>
+          <w:b/>
+          <w:color w:val="333333"/>
+        </w:rPr>
+        <w:t xml:space="preserve">• Kết quả trả về: </w:t>
+      </w:r>
+      <w:r>
+        <w:rPr>
+          <w:color w:val="2E75B6"/>
+        </w:rPr>
+        <w:t>ApiResponse&lt;FoodOrderResponse&gt;</w:t>
+      </w:r>
+    </w:p>
+    <w:p>
+      <w:pPr>
+        <w:spacing w:before="240" w:after="60"/>
+      </w:pPr>
+      <w:r>
+        <w:rPr>
+          <w:b/>
+          <w:color w:val="1F4E79"/>
+        </w:rPr>
+        <w:t xml:space="preserve">[POST] </w:t>
+      </w:r>
+      <w:r>
+        <w:rPr>
+          <w:b/>
+          <w:color w:val="000000"/>
+        </w:rPr>
+        <w:t>/api/v1/food-orders/{orderId}/cancel</w:t>
+      </w:r>
+    </w:p>
+    <w:p>
+      <w:pPr>
+        <w:spacing w:before="20" w:after="40"/>
+        <w:ind w:left="360"/>
+      </w:pPr>
+      <w:r>
+        <w:rPr>
+          <w:b/>
+          <w:color w:val="333333"/>
+        </w:rPr>
+        <w:lastRenderedPageBreak/>
+        <w:t xml:space="preserve">• Mô tả: </w:t>
+      </w:r>
+      <w:r>
+        <w:rPr>
+          <w:color w:val="333333"/>
+        </w:rPr>
+        <w:t>Khách hàng hủy đơn đặt món (áp dụng khi đơn ở trạng thái AWAITING_PAYMENT, PENDING hoặc NO_DRIVER_FOUND trước khi quán bắt đầu nấu PREPARING). Nếu đơn đã thanh toán qua ví OmniPay, hệ thống tự động hoàn tiền 100% về ví.</w:t>
+      </w:r>
+    </w:p>
+    <w:p>
+      <w:pPr>
+        <w:spacing w:before="20" w:after="40"/>
+        <w:ind w:left="360"/>
+      </w:pPr>
+      <w:r>
+        <w:rPr>
+          <w:b/>
+          <w:color w:val="333333"/>
+        </w:rPr>
+        <w:t xml:space="preserve">• Quyền / Header: </w:t>
+      </w:r>
+      <w:r>
+        <w:rPr>
+          <w:color w:val="595959"/>
+        </w:rPr>
+        <w:t>Customer | Header: Authorization, X-User-Id</w:t>
+      </w:r>
+    </w:p>
+    <w:p>
+      <w:pPr>
+        <w:spacing w:before="20" w:after="40"/>
+        <w:ind w:left="360"/>
+      </w:pPr>
+      <w:r>
+        <w:rPr>
+          <w:b/>
+          <w:color w:val="333333"/>
+        </w:rPr>
+        <w:t xml:space="preserve">• Tham số (Path / Params): </w:t>
+      </w:r>
+      <w:r>
+        <w:rPr>
+          <w:color w:val="595959"/>
+        </w:rPr>
+        <w:t>Path: {orderId}</w:t>
+      </w:r>
+    </w:p>
+    <w:p>
+      <w:pPr>
+        <w:spacing w:before="20" w:after="60"/>
+        <w:ind w:left="360"/>
+      </w:pPr>
+      <w:r>
+        <w:rPr>
+          <w:b/>
+          <w:color w:val="333333"/>
+        </w:rPr>
+        <w:t xml:space="preserve">• Kết quả trả về: </w:t>
+      </w:r>
+      <w:r>
+        <w:rPr>
+          <w:color w:val="2E75B6"/>
+        </w:rPr>
+        <w:t>ApiResponse&lt;FoodOrderResponse&gt; (status: CANCELLED, cancelledBy: CUSTOMER, cancelReason, cancelReasonCode)</w:t>
+      </w:r>
+    </w:p>
+    <w:p>
+      <w:pPr>
+        <w:spacing w:before="240" w:after="60"/>
+      </w:pPr>
+      <w:r>
+        <w:rPr>
+          <w:b/>
+          <w:color w:val="1F4E79"/>
+        </w:rPr>
+        <w:t xml:space="preserve">[POST] </w:t>
+      </w:r>
+      <w:r>
+        <w:rPr>
+          <w:b/>
+          <w:color w:val="000000"/>
+        </w:rPr>
+        <w:t>/api/v1/food-orders/{orderId}/retry-driver</w:t>
+      </w:r>
+    </w:p>
+    <w:p>
+      <w:r>
+        <w:rPr>
+          <w:b/>
+          <w:color w:val="333333"/>
+        </w:rPr>
+        <w:t xml:space="preserve">• Mô tả: </w:t>
+      </w:r>
+      <w:r>
+        <w:rPr>
+          <w:color w:val="333333"/>
+        </w:rPr>
+        <w:t>Tìm lại tài xế giao món khi đơn hàng rơi vào trạng thái NO_DRIVER_FOUND (hệ thống đã quét hết các vòng mà không có tài xế nhận). Hệ thống kiểm tra số lần retry (driverRetryCount &lt; 3), tăng biến đếm và kích hoạt lại vòng quét tài xế mới quanh nhà hàng.</w:t>
+      </w:r>
+    </w:p>
+    <w:p>
+      <w:r>
+        <w:rPr>
+          <w:b/>
+          <w:color w:val="333333"/>
+        </w:rPr>
+        <w:t xml:space="preserve">• Quyền / Header: </w:t>
+      </w:r>
+      <w:r>
+        <w:rPr>
+          <w:color w:val="595959"/>
+        </w:rPr>
+        <w:t>Customer / Merchant | Header: Authorization, X-User-Id</w:t>
+      </w:r>
+    </w:p>
+    <w:p>
+      <w:r>
+        <w:rPr>
+          <w:b/>
+          <w:color w:val="333333"/>
+        </w:rPr>
+        <w:t xml:space="preserve">• Tham số (Path / Params): </w:t>
+      </w:r>
+      <w:r>
+        <w:rPr>
+          <w:color w:val="595959"/>
+        </w:rPr>
+        <w:t>Path: {orderId}</w:t>
+      </w:r>
+    </w:p>
+    <w:p>
+      <w:r>
+        <w:rPr>
+          <w:b/>
+          <w:color w:val="333333"/>
+        </w:rPr>
+        <w:t xml:space="preserve">• Kết quả trả về: </w:t>
+      </w:r>
+      <w:r>
+        <w:rPr>
+          <w:color w:val="2E75B6"/>
+        </w:rPr>
+        <w:t>ApiResponse&lt;FoodOrderResponse&gt; (status: PREPARING/READY_FOR_PICKUP, driverRetryCount tăng thêm 1)</w:t>
+      </w:r>
+    </w:p>
+    <w:p>
+      <w:pPr>
+        <w:spacing w:before="240" w:after="60"/>
+      </w:pPr>
+      <w:r>
+        <w:rPr>
+          <w:b/>
+          <w:color w:val="7030A0"/>
+        </w:rPr>
+        <w:t xml:space="preserve">[PATCH] </w:t>
+      </w:r>
+      <w:r>
+        <w:rPr>
+          <w:b/>
+          <w:color w:val="000000"/>
+        </w:rPr>
+        <w:t>/api/v1/food-orders/{orderId}/driver-status</w:t>
+      </w:r>
+    </w:p>
+    <w:p>
+      <w:pPr>
+        <w:spacing w:before="20" w:after="40"/>
+        <w:ind w:left="360"/>
+      </w:pPr>
+      <w:r>
+        <w:rPr>
+          <w:b/>
+          <w:color w:val="333333"/>
+        </w:rPr>
+        <w:t xml:space="preserve">• Mô tả: </w:t>
+      </w:r>
+      <w:r>
+        <w:rPr>
+          <w:color w:val="333333"/>
+        </w:rPr>
+        <w:t>Tài xế cập nhật tiến độ giao đơn thức ăn (PICKED_UP khi đã lấy món từ quán, DELIVERED khi giao thành công, hoặc CANCELLED khi gặp sự cố khẩn cấp). Lưu ý thu tiền: Nếu đơn thanh toán tiền mặt CASH (isPaid = false), tài xế thu đủ totalAmount từ khách; nếu đã thanh toán Online/Ví (isPaid = true), tài xế tuyệt đối KHÔNG thu tiền mặt của khách (tiền cần thu = 0đ).</w:t>
+      </w:r>
+    </w:p>
+    <w:p>
+      <w:pPr>
+        <w:spacing w:before="20" w:after="40"/>
+        <w:ind w:left="360"/>
+      </w:pPr>
+      <w:r>
+        <w:rPr>
+          <w:b/>
+          <w:color w:val="333333"/>
+        </w:rPr>
+        <w:t xml:space="preserve">• Quyền / Header: </w:t>
+      </w:r>
+      <w:r>
+        <w:rPr>
+          <w:color w:val="595959"/>
+        </w:rPr>
+        <w:t>ROLE_DRIVER | Header: Authorization, X-User-Id</w:t>
+      </w:r>
+    </w:p>
+    <w:p>
+      <w:pPr>
+        <w:spacing w:before="20" w:after="40"/>
+        <w:ind w:left="360"/>
+      </w:pPr>
+      <w:r>
+        <w:rPr>
+          <w:b/>
+          <w:color w:val="333333"/>
+        </w:rPr>
+        <w:t xml:space="preserve">• Tham số (Path / Params): </w:t>
+      </w:r>
+      <w:r>
+        <w:rPr>
+          <w:color w:val="595959"/>
+        </w:rPr>
+        <w:t>Path: {orderId}</w:t>
+      </w:r>
+    </w:p>
+    <w:p>
+      <w:pPr>
+        <w:spacing w:before="20" w:after="40"/>
+        <w:ind w:left="360"/>
+      </w:pPr>
+      <w:r>
+        <w:rPr>
+          <w:b/>
+          <w:color w:val="1F4E79"/>
+        </w:rPr>
+        <w:t>• Request Body (JSON):</w:t>
+      </w:r>
+    </w:p>
+    <w:p>
+      <w:pPr>
+        <w:spacing w:before="10" w:after="20"/>
+        <w:ind w:left="720"/>
+      </w:pPr>
+      <w:r>
+        <w:rPr>
+          <w:b/>
+          <w:color w:val="2E75B6"/>
+        </w:rPr>
+        <w:t xml:space="preserve">- status: </w:t>
+      </w:r>
+      <w:r>
+        <w:rPr>
+          <w:color w:val="7F7F7F"/>
+        </w:rPr>
+        <w:t xml:space="preserve">String </w:t>
+      </w:r>
+      <w:r>
+        <w:rPr>
+          <w:color w:val="333333"/>
+        </w:rPr>
+        <w:t>[Bắt buộc] Trạng thái mới: PICKED_UP (hoặc DELIVERING - Đã lấy món từ quán), DELIVERED (Đã giao tận tay khách), hoặc CANCELLED (Gặp sự cố)</w:t>
+      </w:r>
+    </w:p>
+    <w:p>
+      <w:r>
+        <w:rPr>
+          <w:b/>
+          <w:color w:val="2E75B6"/>
+        </w:rPr>
+        <w:t xml:space="preserve">- reason: </w:t>
+      </w:r>
+      <w:r>
+        <w:rPr>
+          <w:color w:val="7F7F7F"/>
+        </w:rPr>
+        <w:t xml:space="preserve">String </w:t>
+      </w:r>
+      <w:r>
+        <w:rPr>
+          <w:color w:val="333333"/>
+        </w:rPr>
+        <w:t>[Tùy chọn] Lý do tài xế hủy / không giao được đơn nếu status là CANCELLED</w:t>
+      </w:r>
+    </w:p>
+    <w:p>
+      <w:r>
+        <w:rPr>
+          <w:b/>
+          <w:color w:val="2E75B6"/>
+        </w:rPr>
+        <w:t xml:space="preserve">- reasonCode: </w:t>
+      </w:r>
+      <w:r>
+        <w:rPr>
+          <w:color w:val="7F7F7F"/>
+        </w:rPr>
+        <w:t xml:space="preserve">String </w:t>
+      </w:r>
+      <w:r>
+        <w:rPr>
+          <w:color w:val="333333"/>
+        </w:rPr>
+        <w:t>[Tùy chọn] Mã lý do enum OrderCancelReason (DRIVER_VEHICLE_BREAKDOWN, CUSTOMER_UNREACHABLE, OTHER)</w:t>
+      </w:r>
+    </w:p>
+    <w:p>
+      <w:pPr>
+        <w:spacing w:before="20" w:after="60"/>
+        <w:ind w:left="360"/>
+      </w:pPr>
+      <w:r>
+        <w:rPr>
+          <w:b/>
+          <w:color w:val="333333"/>
+        </w:rPr>
+        <w:t xml:space="preserve">• Kết quả trả về: </w:t>
+      </w:r>
+      <w:r>
+        <w:rPr>
+          <w:color w:val="2E75B6"/>
+        </w:rPr>
+        <w:t>ApiResponse&lt;FoodOrderResponse&gt;</w:t>
+      </w:r>
+    </w:p>
+    <w:p>
+      <w:pPr>
+        <w:spacing w:before="240" w:after="60"/>
+      </w:pPr>
+      <w:r>
+        <w:rPr>
+          <w:b/>
+          <w:color w:val="1F4E79"/>
+        </w:rPr>
+        <w:lastRenderedPageBreak/>
+        <w:t xml:space="preserve">[POST] </w:t>
+      </w:r>
+      <w:r>
+        <w:rPr>
+          <w:b/>
+          <w:color w:val="000000"/>
+        </w:rPr>
+        <w:t>/api/v1/food-orders/{orderId}/paid</w:t>
+      </w:r>
+    </w:p>
+    <w:p>
+      <w:pPr>
+        <w:spacing w:before="20" w:after="40"/>
+        <w:ind w:left="360"/>
+      </w:pPr>
+      <w:r>
+        <w:rPr>
+          <w:b/>
+          <w:color w:val="333333"/>
+        </w:rPr>
+        <w:t xml:space="preserve">• Mô tả: </w:t>
+      </w:r>
+      <w:r>
+        <w:rPr>
+          <w:color w:val="333333"/>
+        </w:rPr>
+        <w:t>Cập nhật trạng thái đơn đặt món sang ĐÃ THANH TOÁN (sử dụng nội bộ hoặc sau khi thanh toán qua cổng điện tử).</w:t>
+      </w:r>
+    </w:p>
+    <w:p>
+      <w:pPr>
+        <w:spacing w:before="20" w:after="40"/>
+        <w:ind w:left="360"/>
+      </w:pPr>
+      <w:r>
+        <w:rPr>
+          <w:b/>
+          <w:color w:val="333333"/>
+        </w:rPr>
+        <w:t xml:space="preserve">• Quyền / Header: </w:t>
+      </w:r>
+      <w:r>
+        <w:rPr>
+          <w:color w:val="595959"/>
+        </w:rPr>
+        <w:t>Internal / Payment Service</w:t>
+      </w:r>
+    </w:p>
+    <w:p>
+      <w:pPr>
+        <w:spacing w:before="20" w:after="40"/>
+        <w:ind w:left="360"/>
+      </w:pPr>
+      <w:r>
+        <w:rPr>
+          <w:b/>
+          <w:color w:val="333333"/>
+        </w:rPr>
+        <w:t xml:space="preserve">• Tham số (Path / Params): </w:t>
+      </w:r>
+      <w:r>
+        <w:rPr>
+          <w:color w:val="595959"/>
+        </w:rPr>
+        <w:t>Path: {orderId}</w:t>
+      </w:r>
+    </w:p>
+    <w:p>
+      <w:pPr>
+        <w:spacing w:before="20" w:after="60"/>
+        <w:ind w:left="360"/>
+      </w:pPr>
+      <w:r>
+        <w:rPr>
+          <w:b/>
+          <w:color w:val="333333"/>
+        </w:rPr>
+        <w:t xml:space="preserve">• Kết quả trả về: </w:t>
+      </w:r>
+      <w:r>
+        <w:rPr>
+          <w:color w:val="2E75B6"/>
+        </w:rPr>
+        <w:t>ApiResponse&lt;FoodOrderResponse&gt; (paymentStatus: PAID)</w:t>
+      </w:r>
+    </w:p>
+    <w:p>
+      <w:pPr>
+        <w:spacing w:before="240" w:after="60"/>
+      </w:pPr>
+      <w:r>
+        <w:rPr>
+          <w:b/>
+          <w:color w:val="375623"/>
+        </w:rPr>
+        <w:t xml:space="preserve">[GET] </w:t>
+      </w:r>
+      <w:r>
+        <w:rPr>
+          <w:b/>
+          <w:color w:val="000000"/>
+        </w:rPr>
+        <w:t>/api/v1/food-orders</w:t>
+      </w:r>
+    </w:p>
+    <w:p>
+      <w:pPr>
+        <w:spacing w:before="20" w:after="40"/>
+        <w:ind w:left="360"/>
+      </w:pPr>
+      <w:r>
+        <w:rPr>
+          <w:b/>
+          <w:color w:val="333333"/>
+        </w:rPr>
+        <w:t xml:space="preserve">• Mô tả: </w:t>
+      </w:r>
+      <w:r>
+        <w:rPr>
+          <w:color w:val="333333"/>
+        </w:rPr>
+        <w:t>Quản trị viên xem toàn bộ đơn đặt món ăn trên toàn hệ thống sàn.</w:t>
+      </w:r>
+    </w:p>
+    <w:p>
+      <w:pPr>
+        <w:spacing w:before="20" w:after="40"/>
+        <w:ind w:left="360"/>
+      </w:pPr>
+      <w:r>
+        <w:rPr>
+          <w:b/>
+          <w:color w:val="333333"/>
+        </w:rPr>
+        <w:t xml:space="preserve">• Quyền / Header: </w:t>
+      </w:r>
+      <w:r>
+        <w:rPr>
+          <w:color w:val="595959"/>
+        </w:rPr>
+        <w:t>ROLE_ADMIN | Header: Authorization</w:t>
+      </w:r>
+    </w:p>
+    <w:p>
+      <w:pPr>
+        <w:spacing w:before="20" w:after="60"/>
+        <w:ind w:left="360"/>
+      </w:pPr>
+      <w:r>
+        <w:rPr>
+          <w:b/>
+          <w:color w:val="333333"/>
+        </w:rPr>
+        <w:t xml:space="preserve">• Kết quả trả về: </w:t>
+      </w:r>
+      <w:r>
+        <w:rPr>
+          <w:color w:val="2E75B6"/>
+        </w:rPr>
+        <w:t>ApiResponse&lt;List&lt;FoodOrderResponse&gt;&gt;</w:t>
+      </w:r>
+    </w:p>
+    <w:p>
+      <w:pPr>
+        <w:spacing w:before="240" w:after="60"/>
+      </w:pPr>
+      <w:r>
+        <w:rPr>
+          <w:b/>
+          <w:color w:val="375623"/>
+        </w:rPr>
+        <w:t xml:space="preserve">[GET] </w:t>
+      </w:r>
+      <w:r>
+        <w:rPr>
+          <w:b/>
+          <w:color w:val="000000"/>
+        </w:rPr>
+        <w:t>/api/v1/food-orders/admin/stats</w:t>
+      </w:r>
+    </w:p>
+    <w:p>
+      <w:pPr>
+        <w:spacing w:before="20" w:after="40"/>
+        <w:ind w:left="360"/>
+      </w:pPr>
+      <w:r>
+        <w:rPr>
+          <w:b/>
+          <w:color w:val="333333"/>
+        </w:rPr>
+        <w:t xml:space="preserve">• Mô tả: </w:t>
+      </w:r>
+      <w:r>
+        <w:rPr>
+          <w:color w:val="333333"/>
+        </w:rPr>
+        <w:t>Lấy báo cáo số liệu thống kê tổng thể mảng ẩm thực cho Dashboard Admin và Cổng phân tích Merchant (/merchant/analytics). Bao gồm: Doanh thu món ăn hoàn thành (Completed Food Revenue = sum(totalAmount - deliveryFee) của các đơn DELIVERED), Tỉ lệ hoàn thành đơn (% thành công = đơn DELIVERED / tổng đơn), Tổng số lượng món ăn đã bán (sum item quantity), và Giá trị trung bình mỗi đơn (TB/Đơn - AOV = Doanh thu / số đơn thành công).</w:t>
+      </w:r>
+    </w:p>
+    <w:p>
+      <w:pPr>
+        <w:spacing w:before="20" w:after="40"/>
+        <w:ind w:left="360"/>
+      </w:pPr>
+      <w:r>
+        <w:rPr>
+          <w:b/>
+          <w:color w:val="333333"/>
+        </w:rPr>
+        <w:t xml:space="preserve">• Quyền / Header: </w:t>
+      </w:r>
+      <w:r>
+        <w:rPr>
+          <w:color w:val="595959"/>
+        </w:rPr>
+        <w:t>ROLE_ADMIN | Header: Authorization</w:t>
+      </w:r>
+    </w:p>
+    <w:p>
+      <w:pPr>
+        <w:spacing w:before="20" w:after="60"/>
+        <w:ind w:left="360"/>
+      </w:pPr>
+      <w:r>
+        <w:rPr>
+          <w:b/>
+          <w:color w:val="333333"/>
+        </w:rPr>
+        <w:t xml:space="preserve">• Kết quả trả về: </w:t>
+      </w:r>
+      <w:r>
+        <w:rPr>
+          <w:color w:val="2E75B6"/>
+        </w:rPr>
+        <w:t>ApiResponse&lt;Map&lt;String, Object&gt;&gt; (totalOrders, completedOrders, totalRevenue, averageOrderValue...)</w:t>
+      </w:r>
+    </w:p>
+    <w:p>
+      <w:pPr>
+        <w:shd w:val="clear" w:color="auto" w:fill="D9E1F2"/>
+        <w:spacing w:before="400"/>
+      </w:pPr>
+      <w:r>
+        <w:rPr>
+          <w:b/>
+          <w:color w:val="1F4E79"/>
+        </w:rPr>
+        <w:t xml:space="preserve">  D. LOCATION SERVICE (location-service - Port 8083)  </w:t>
+      </w:r>
+    </w:p>
+    <w:p>
+      <w:pPr>
+        <w:spacing w:before="300" w:after="120"/>
+      </w:pPr>
+      <w:r>
+        <w:rPr>
+          <w:b/>
+          <w:color w:val="2E75B6"/>
+        </w:rPr>
+        <w:t>1. REST APIs (/api/v1/locations)</w:t>
+      </w:r>
+    </w:p>
+    <w:p>
+      <w:pPr>
+        <w:spacing w:before="240" w:after="60"/>
+      </w:pPr>
+      <w:r>
+        <w:rPr>
+          <w:b/>
+          <w:color w:val="1F4E79"/>
+        </w:rPr>
+        <w:t xml:space="preserve">[POST] </w:t>
+      </w:r>
+      <w:r>
+        <w:rPr>
+          <w:b/>
+          <w:color w:val="000000"/>
+        </w:rPr>
+        <w:t>/api/v1/locations/drivers/me</w:t>
+      </w:r>
+    </w:p>
+    <w:p>
+      <w:pPr>
+        <w:spacing w:before="20" w:after="40"/>
+        <w:ind w:left="360"/>
+      </w:pPr>
+      <w:r>
+        <w:rPr>
+          <w:b/>
+          <w:color w:val="333333"/>
+        </w:rPr>
+        <w:t xml:space="preserve">• Mô tả: </w:t>
+      </w:r>
+      <w:r>
+        <w:rPr>
+          <w:color w:val="333333"/>
+        </w:rPr>
+        <w:t>Tài xế định kỳ gửi cập nhật vị trí tọa độ GPS hiện tại lên server để lưu trữ trong Redis Geospatial.</w:t>
+      </w:r>
+    </w:p>
+    <w:p>
+      <w:pPr>
+        <w:spacing w:before="20" w:after="40"/>
+        <w:ind w:left="360"/>
+      </w:pPr>
+      <w:r>
+        <w:rPr>
+          <w:b/>
+          <w:color w:val="333333"/>
+        </w:rPr>
+        <w:t xml:space="preserve">• Quyền / Header: </w:t>
+      </w:r>
+      <w:r>
+        <w:rPr>
+          <w:color w:val="595959"/>
+        </w:rPr>
+        <w:t>ROLE_DRIVER | Header: Authorization, X-User-Id</w:t>
+      </w:r>
+    </w:p>
+    <w:p>
+      <w:pPr>
+        <w:spacing w:before="20" w:after="40"/>
+        <w:ind w:left="360"/>
+      </w:pPr>
+      <w:r>
+        <w:rPr>
+          <w:b/>
+          <w:color w:val="1F4E79"/>
+        </w:rPr>
+        <w:t>• Request Body (JSON):</w:t>
+      </w:r>
+    </w:p>
+    <w:p>
+      <w:pPr>
+        <w:spacing w:before="10" w:after="20"/>
+        <w:ind w:left="720"/>
+      </w:pPr>
+      <w:r>
+        <w:rPr>
+          <w:b/>
+          <w:color w:val="2E75B6"/>
+        </w:rPr>
+        <w:t xml:space="preserve">- latitude: </w:t>
+      </w:r>
+      <w:r>
+        <w:rPr>
+          <w:i/>
+          <w:color w:val="7F7F7F"/>
+        </w:rPr>
+        <w:t xml:space="preserve">Double </w:t>
+      </w:r>
+      <w:r>
+        <w:rPr>
+          <w:color w:val="333333"/>
+        </w:rPr>
+        <w:t>[Bắt buộc] Tọa độ vĩ độ GPS hiện tại</w:t>
+      </w:r>
+    </w:p>
+    <w:p>
+      <w:pPr>
+        <w:spacing w:before="10" w:after="20"/>
+        <w:ind w:left="720"/>
+      </w:pPr>
+      <w:r>
+        <w:rPr>
+          <w:b/>
+          <w:color w:val="2E75B6"/>
+        </w:rPr>
+        <w:t xml:space="preserve">- longitude: </w:t>
+      </w:r>
+      <w:r>
+        <w:rPr>
+          <w:i/>
+          <w:color w:val="7F7F7F"/>
+        </w:rPr>
+        <w:t xml:space="preserve">Double </w:t>
+      </w:r>
+      <w:r>
+        <w:rPr>
+          <w:color w:val="333333"/>
+        </w:rPr>
+        <w:t>[Bắt buộc] Tọa độ kinh độ GPS hiện tại</w:t>
+      </w:r>
+    </w:p>
+    <w:p>
+      <w:pPr>
+        <w:spacing w:before="10" w:after="20"/>
+        <w:ind w:left="720"/>
+      </w:pPr>
+      <w:r>
+        <w:rPr>
+          <w:b/>
+          <w:color w:val="2E75B6"/>
+        </w:rPr>
+        <w:t xml:space="preserve">- bearing: </w:t>
+      </w:r>
+      <w:r>
+        <w:rPr>
+          <w:i/>
+          <w:color w:val="7F7F7F"/>
+        </w:rPr>
+        <w:t xml:space="preserve">Float </w:t>
+      </w:r>
+      <w:r>
+        <w:rPr>
+          <w:color w:val="333333"/>
+        </w:rPr>
+        <w:t>[Tùy chọn] Hướng di chuyển của phương tiện (0 - 360 độ)</w:t>
+      </w:r>
+    </w:p>
+    <w:p>
+      <w:pPr>
+        <w:spacing w:before="20" w:after="60"/>
+        <w:ind w:left="360"/>
+      </w:pPr>
+      <w:r>
+        <w:rPr>
+          <w:b/>
+          <w:color w:val="333333"/>
+        </w:rPr>
+        <w:t xml:space="preserve">• Kết quả trả về: </w:t>
+      </w:r>
+      <w:r>
+        <w:rPr>
+          <w:color w:val="2E75B6"/>
+        </w:rPr>
+        <w:t>ApiResponse&lt;String&gt; (Cập nhật vị trí thành công)</w:t>
+      </w:r>
+    </w:p>
+    <w:p>
+      <w:pPr>
+        <w:spacing w:before="240" w:after="60"/>
+      </w:pPr>
+      <w:r>
+        <w:rPr>
+          <w:b/>
+          <w:color w:val="375623"/>
+        </w:rPr>
+        <w:t xml:space="preserve">[GET] </w:t>
+      </w:r>
+      <w:r>
+        <w:rPr>
+          <w:b/>
+          <w:color w:val="000000"/>
+        </w:rPr>
+        <w:t>/api/v1/locations/nearby</w:t>
+      </w:r>
+    </w:p>
+    <w:p>
+      <w:pPr>
+        <w:spacing w:before="20" w:after="40"/>
+        <w:ind w:left="360"/>
+      </w:pPr>
+      <w:r>
+        <w:rPr>
+          <w:b/>
+          <w:color w:val="333333"/>
+        </w:rPr>
+        <w:lastRenderedPageBreak/>
+        <w:t xml:space="preserve">• Mô tả: </w:t>
+      </w:r>
+      <w:r>
+        <w:rPr>
+          <w:color w:val="333333"/>
+        </w:rPr>
+        <w:t>Tìm kiếm danh sách các tài xế đang online xung quanh một vị trí địa lý để hiển thị xe chuyển động trên bản đồ của khách hàng.</w:t>
+      </w:r>
+    </w:p>
+    <w:p>
+      <w:pPr>
+        <w:spacing w:before="20" w:after="40"/>
+        <w:ind w:left="360"/>
+      </w:pPr>
+      <w:r>
+        <w:rPr>
+          <w:b/>
+          <w:color w:val="333333"/>
+        </w:rPr>
+        <w:t xml:space="preserve">• Quyền / Header: </w:t>
+      </w:r>
+      <w:r>
+        <w:rPr>
+          <w:color w:val="595959"/>
+        </w:rPr>
+        <w:t>Public / Customer</w:t>
+      </w:r>
+    </w:p>
+    <w:p>
+      <w:pPr>
+        <w:spacing w:before="20" w:after="40"/>
+        <w:ind w:left="360"/>
+      </w:pPr>
+      <w:r>
+        <w:rPr>
+          <w:b/>
+          <w:color w:val="333333"/>
+        </w:rPr>
+        <w:t xml:space="preserve">• Tham số (Path / Params): </w:t>
+      </w:r>
+      <w:r>
+        <w:rPr>
+          <w:color w:val="595959"/>
+        </w:rPr>
+        <w:t>latitude (vĩ độ), longitude (kinh độ), radius (bán kính quét tính bằng km, ví dụ: 3.0)</w:t>
+      </w:r>
+    </w:p>
+    <w:p>
+      <w:pPr>
+        <w:spacing w:before="20" w:after="60"/>
+        <w:ind w:left="360"/>
+      </w:pPr>
+      <w:r>
+        <w:rPr>
+          <w:b/>
+          <w:color w:val="333333"/>
+        </w:rPr>
+        <w:t xml:space="preserve">• Kết quả trả về: </w:t>
+      </w:r>
+      <w:r>
+        <w:rPr>
+          <w:color w:val="2E75B6"/>
+        </w:rPr>
+        <w:t>ApiResponse&lt;List&lt;DriverLocationResponse&gt;&gt; (driverId, latitude, longitude, bearing, vehicleType)</w:t>
+      </w:r>
+    </w:p>
+    <w:p>
+      <w:pPr>
+        <w:spacing w:before="300" w:after="120"/>
+      </w:pPr>
+      <w:r>
+        <w:rPr>
+          <w:b/>
+          <w:color w:val="2E75B6"/>
+        </w:rPr>
+        <w:t>2. WebSocket Real-time Endpoint (/ws-location)</w:t>
+      </w:r>
+    </w:p>
+    <w:p>
+      <w:pPr>
+        <w:spacing w:before="240" w:after="60"/>
+      </w:pPr>
+      <w:r>
+        <w:rPr>
+          <w:b/>
+          <w:color w:val="008080"/>
+        </w:rPr>
+        <w:t xml:space="preserve">[STOMP] </w:t>
+      </w:r>
+      <w:r>
+        <w:rPr>
+          <w:b/>
+          <w:color w:val="000000"/>
+        </w:rPr>
+        <w:t>/ws-location (Channel: /driver/location)</w:t>
+      </w:r>
+    </w:p>
+    <w:p>
+      <w:pPr>
+        <w:spacing w:before="20" w:after="40"/>
+        <w:ind w:left="360"/>
+      </w:pPr>
+      <w:r>
+        <w:rPr>
+          <w:b/>
+          <w:color w:val="333333"/>
+        </w:rPr>
+        <w:t xml:space="preserve">• Mô tả: </w:t>
+      </w:r>
+      <w:r>
+        <w:rPr>
+          <w:color w:val="333333"/>
+        </w:rPr>
+        <w:t>Kênh truyền nhận dữ liệu định vị GPS thời gian thực liên tục qua giao thức WebSocket/STOMP với độ trễ cực thấp (&lt; 100ms).</w:t>
+      </w:r>
+    </w:p>
+    <w:p>
+      <w:pPr>
+        <w:spacing w:before="20" w:after="40"/>
+        <w:ind w:left="360"/>
+      </w:pPr>
+      <w:r>
+        <w:rPr>
+          <w:b/>
+          <w:color w:val="333333"/>
+        </w:rPr>
+        <w:t xml:space="preserve">• Quyền / Header: </w:t>
+      </w:r>
+      <w:r>
+        <w:rPr>
+          <w:color w:val="595959"/>
+        </w:rPr>
+        <w:t>Header: driverId</w:t>
+      </w:r>
+    </w:p>
+    <w:p>
+      <w:pPr>
+        <w:spacing w:before="20" w:after="40"/>
+        <w:ind w:left="360"/>
+      </w:pPr>
+      <w:r>
+        <w:rPr>
+          <w:b/>
+          <w:color w:val="1F4E79"/>
+        </w:rPr>
+        <w:t>• Request Body (JSON):</w:t>
+      </w:r>
+    </w:p>
+    <w:p>
+      <w:pPr>
+        <w:spacing w:before="10" w:after="20"/>
+        <w:ind w:left="720"/>
+      </w:pPr>
+      <w:r>
+        <w:rPr>
+          <w:b/>
+          <w:color w:val="2E75B6"/>
+        </w:rPr>
+        <w:t xml:space="preserve">- latitude: </w:t>
+      </w:r>
+      <w:r>
+        <w:rPr>
+          <w:i/>
+          <w:color w:val="7F7F7F"/>
+        </w:rPr>
+        <w:t xml:space="preserve">Double </w:t>
+      </w:r>
+      <w:r>
+        <w:rPr>
+          <w:color w:val="333333"/>
+        </w:rPr>
+        <w:t>[Bắt buộc] Vĩ độ GPS</w:t>
+      </w:r>
+    </w:p>
+    <w:p>
+      <w:pPr>
+        <w:spacing w:before="10" w:after="20"/>
+        <w:ind w:left="720"/>
+      </w:pPr>
+      <w:r>
+        <w:rPr>
+          <w:b/>
+          <w:color w:val="2E75B6"/>
+        </w:rPr>
+        <w:t xml:space="preserve">- longitude: </w:t>
+      </w:r>
+      <w:r>
+        <w:rPr>
+          <w:i/>
+          <w:color w:val="7F7F7F"/>
+        </w:rPr>
+        <w:t xml:space="preserve">Double </w:t>
+      </w:r>
+      <w:r>
+        <w:rPr>
+          <w:color w:val="333333"/>
+        </w:rPr>
+        <w:t>[Bắt buộc] Kinh độ GPS</w:t>
+      </w:r>
+    </w:p>
+    <w:p>
+      <w:pPr>
+        <w:spacing w:before="10" w:after="20"/>
+        <w:ind w:left="720"/>
+      </w:pPr>
+      <w:r>
+        <w:rPr>
+          <w:b/>
+          <w:color w:val="2E75B6"/>
+        </w:rPr>
+        <w:t xml:space="preserve">- bearing: </w:t>
+      </w:r>
+      <w:r>
+        <w:rPr>
+          <w:i/>
+          <w:color w:val="7F7F7F"/>
+        </w:rPr>
+        <w:t xml:space="preserve">Float </w:t>
+      </w:r>
+      <w:r>
+        <w:rPr>
+          <w:color w:val="333333"/>
+        </w:rPr>
+        <w:t>[Tùy chọn] Góc xoay phương tiện</w:t>
+      </w:r>
+    </w:p>
+    <w:p>
+      <w:pPr>
+        <w:spacing w:before="20" w:after="60"/>
+        <w:ind w:left="360"/>
+      </w:pPr>
+      <w:r>
+        <w:rPr>
+          <w:b/>
+          <w:color w:val="333333"/>
+        </w:rPr>
+        <w:t xml:space="preserve">• Kết quả trả về: </w:t>
+      </w:r>
+      <w:r>
+        <w:rPr>
+          <w:color w:val="2E75B6"/>
+        </w:rPr>
+        <w:t>Phát sóng tọa độ cập nhật tới các subscriber</w:t>
+      </w:r>
+    </w:p>
+    <w:p>
+      <w:pPr>
+        <w:spacing w:before="300" w:after="120"/>
+      </w:pPr>
+      <w:r>
+        <w:rPr>
+          <w:b/>
+          <w:color w:val="2E75B6"/>
+        </w:rPr>
+        <w:t>3. Giao tiếp Nội bộ (/api/v1/internal/locations)</w:t>
+      </w:r>
+    </w:p>
+    <w:p>
+      <w:pPr>
+        <w:spacing w:before="240" w:after="60"/>
+      </w:pPr>
+      <w:r>
+        <w:rPr>
+          <w:b/>
+          <w:color w:val="C00000"/>
+        </w:rPr>
+        <w:t xml:space="preserve">[DELETE] </w:t>
+      </w:r>
+      <w:r>
+        <w:rPr>
+          <w:b/>
+          <w:color w:val="000000"/>
+        </w:rPr>
+        <w:t>/api/v1/internal/locations/drivers/{driverId}</w:t>
+      </w:r>
+    </w:p>
+    <w:p>
+      <w:pPr>
+        <w:spacing w:before="20" w:after="40"/>
+        <w:ind w:left="360"/>
+      </w:pPr>
+      <w:r>
+        <w:rPr>
+          <w:b/>
+          <w:color w:val="333333"/>
+        </w:rPr>
+        <w:t xml:space="preserve">• Mô tả: </w:t>
+      </w:r>
+      <w:r>
+        <w:rPr>
+          <w:color w:val="333333"/>
+        </w:rPr>
+        <w:t>Xóa vị trí tài xế khỏi Redis Geospatial khi tài xế ngắt kết nối mạng hoặc chuyển trạng thái Offline.</w:t>
+      </w:r>
+    </w:p>
+    <w:p>
+      <w:pPr>
+        <w:spacing w:before="20" w:after="40"/>
+        <w:ind w:left="360"/>
+      </w:pPr>
+      <w:r>
+        <w:rPr>
+          <w:b/>
+          <w:color w:val="333333"/>
+        </w:rPr>
+        <w:t xml:space="preserve">• Quyền / Header: </w:t>
+      </w:r>
+      <w:r>
+        <w:rPr>
+          <w:color w:val="595959"/>
+        </w:rPr>
+        <w:t>Internal</w:t>
+      </w:r>
+    </w:p>
+    <w:p>
+      <w:pPr>
+        <w:spacing w:before="20" w:after="40"/>
+        <w:ind w:left="360"/>
+      </w:pPr>
+      <w:r>
+        <w:rPr>
+          <w:b/>
+          <w:color w:val="333333"/>
+        </w:rPr>
+        <w:t xml:space="preserve">• Tham số (Path / Params): </w:t>
+      </w:r>
+      <w:r>
+        <w:rPr>
+          <w:color w:val="595959"/>
+        </w:rPr>
+        <w:t>Path: {driverId}</w:t>
+      </w:r>
+    </w:p>
+    <w:p>
+      <w:pPr>
+        <w:spacing w:before="20" w:after="60"/>
+        <w:ind w:left="360"/>
+      </w:pPr>
+      <w:r>
+        <w:rPr>
+          <w:b/>
+          <w:color w:val="333333"/>
+        </w:rPr>
+        <w:t xml:space="preserve">• Kết quả trả về: </w:t>
+      </w:r>
+      <w:r>
+        <w:rPr>
+          <w:color w:val="2E75B6"/>
+        </w:rPr>
+        <w:t>ApiResponse&lt;Void&gt;</w:t>
+      </w:r>
+    </w:p>
+    <w:p>
+      <w:pPr>
+        <w:spacing w:before="240" w:after="60"/>
+      </w:pPr>
+      <w:r>
+        <w:rPr>
+          <w:b/>
+          <w:color w:val="375623"/>
+        </w:rPr>
+        <w:t xml:space="preserve">[GET] </w:t>
+      </w:r>
+      <w:r>
+        <w:rPr>
+          <w:b/>
+          <w:color w:val="000000"/>
+        </w:rPr>
+        <w:t>/api/v1/internal/locations/drivers/nearby</w:t>
+      </w:r>
+    </w:p>
+    <w:p>
+      <w:pPr>
+        <w:spacing w:before="20" w:after="40"/>
+        <w:ind w:left="360"/>
+      </w:pPr>
+      <w:r>
+        <w:rPr>
+          <w:b/>
+          <w:color w:val="333333"/>
+        </w:rPr>
+        <w:t xml:space="preserve">• Mô tả: </w:t>
+      </w:r>
+      <w:r>
+        <w:rPr>
+          <w:color w:val="333333"/>
+        </w:rPr>
+        <w:t>Lấy danh sách các tài xế gần nhất phục vụ thuật toán tìm kiếm và ghép cuốc xe của Booking Service.</w:t>
+      </w:r>
+    </w:p>
+    <w:p>
+      <w:pPr>
+        <w:spacing w:before="20" w:after="40"/>
+        <w:ind w:left="360"/>
+      </w:pPr>
+      <w:r>
+        <w:rPr>
+          <w:b/>
+          <w:color w:val="333333"/>
+        </w:rPr>
+        <w:t xml:space="preserve">• Quyền / Header: </w:t>
+      </w:r>
+      <w:r>
+        <w:rPr>
+          <w:color w:val="595959"/>
+        </w:rPr>
+        <w:t>Internal</w:t>
+      </w:r>
+    </w:p>
+    <w:p>
+      <w:pPr>
+        <w:spacing w:before="20" w:after="40"/>
+        <w:ind w:left="360"/>
+      </w:pPr>
+      <w:r>
+        <w:rPr>
+          <w:b/>
+          <w:color w:val="333333"/>
+        </w:rPr>
+        <w:t xml:space="preserve">• Tham số (Path / Params): </w:t>
+      </w:r>
+      <w:r>
+        <w:rPr>
+          <w:color w:val="595959"/>
+        </w:rPr>
+        <w:t>latitude, longitude, radius (bán kính), limit (số lượng tối đa)</w:t>
+      </w:r>
+    </w:p>
+    <w:p>
+      <w:pPr>
+        <w:spacing w:before="20" w:after="60"/>
+        <w:ind w:left="360"/>
+      </w:pPr>
+      <w:r>
+        <w:rPr>
+          <w:b/>
+          <w:color w:val="333333"/>
+        </w:rPr>
+        <w:t xml:space="preserve">• Kết quả trả về: </w:t>
+      </w:r>
+      <w:r>
+        <w:rPr>
+          <w:color w:val="2E75B6"/>
+        </w:rPr>
+        <w:t>List&lt;Long&gt; (Danh sách ID các tài xế gần nhất)</w:t>
+      </w:r>
+    </w:p>
+    <w:p>
+      <w:pPr>
+        <w:shd w:val="clear" w:color="auto" w:fill="D9E1F2"/>
+        <w:spacing w:before="400"/>
+      </w:pPr>
+      <w:r>
+        <w:rPr>
+          <w:b/>
+          <w:color w:val="1F4E79"/>
+        </w:rPr>
+        <w:t xml:space="preserve">  E. PRICING SERVICE (pricing-service - Port 8085)  </w:t>
+      </w:r>
+    </w:p>
+    <w:p>
+      <w:pPr>
+        <w:spacing w:before="240" w:after="60"/>
+      </w:pPr>
+      <w:r>
+        <w:rPr>
+          <w:b/>
+          <w:color w:val="1F4E79"/>
+        </w:rPr>
+        <w:lastRenderedPageBreak/>
+        <w:t xml:space="preserve">[POST] </w:t>
+      </w:r>
+      <w:r>
+        <w:rPr>
+          <w:b/>
+          <w:color w:val="000000"/>
+        </w:rPr>
+        <w:t>/api/v1/pricing/calculate</w:t>
+      </w:r>
+    </w:p>
+    <w:p>
+      <w:pPr>
+        <w:spacing w:before="20" w:after="40"/>
+        <w:ind w:left="360"/>
+      </w:pPr>
+      <w:r>
+        <w:rPr>
+          <w:b/>
+          <w:color w:val="333333"/>
+        </w:rPr>
+        <w:t xml:space="preserve">• Mô tả: </w:t>
+      </w:r>
+      <w:r>
+        <w:rPr>
+          <w:color w:val="333333"/>
+        </w:rPr>
+        <w:t>Tính toán giá cước động cho chuyến đi hoặc phí giao đồ ăn dựa trên khoảng cách định tuyến, thời gian dự kiến và hệ số Surge theo lưới ô lục giác H3.</w:t>
+      </w:r>
+    </w:p>
+    <w:p>
+      <w:pPr>
+        <w:spacing w:before="20" w:after="40"/>
+        <w:ind w:left="360"/>
+      </w:pPr>
+      <w:r>
+        <w:rPr>
+          <w:b/>
+          <w:color w:val="333333"/>
+        </w:rPr>
+        <w:t xml:space="preserve">• Quyền / Header: </w:t>
+      </w:r>
+      <w:r>
+        <w:rPr>
+          <w:color w:val="595959"/>
+        </w:rPr>
+        <w:t>Public / Internal</w:t>
+      </w:r>
+    </w:p>
+    <w:p>
+      <w:pPr>
+        <w:spacing w:before="20" w:after="40"/>
+        <w:ind w:left="360"/>
+      </w:pPr>
+      <w:r>
+        <w:rPr>
+          <w:b/>
+          <w:color w:val="333333"/>
+        </w:rPr>
+        <w:t xml:space="preserve">• Tham số (Path / Params): </w:t>
+      </w:r>
+      <w:r>
+        <w:rPr>
+          <w:color w:val="595959"/>
+        </w:rPr>
+        <w:t>Param: nearbyDriversCount (số tài xế lân cận)</w:t>
+      </w:r>
+    </w:p>
+    <w:p>
+      <w:pPr>
+        <w:spacing w:before="20" w:after="40"/>
+        <w:ind w:left="360"/>
+      </w:pPr>
+      <w:r>
+        <w:rPr>
+          <w:b/>
+          <w:color w:val="1F4E79"/>
+        </w:rPr>
+        <w:t>• Request Body (JSON):</w:t>
+      </w:r>
+    </w:p>
+    <w:p>
+      <w:pPr>
+        <w:spacing w:before="10" w:after="20"/>
+        <w:ind w:left="720"/>
+      </w:pPr>
+      <w:r>
+        <w:rPr>
+          <w:b/>
+          <w:color w:val="2E75B6"/>
+        </w:rPr>
+        <w:t xml:space="preserve">- distanceKm: </w:t>
+      </w:r>
+      <w:r>
+        <w:rPr>
+          <w:i/>
+          <w:color w:val="7F7F7F"/>
+        </w:rPr>
+        <w:t xml:space="preserve">Double </w:t>
+      </w:r>
+      <w:r>
+        <w:rPr>
+          <w:color w:val="333333"/>
+        </w:rPr>
+        <w:t>[Bắt buộc] Khoảng cách di chuyển tính bằng km</w:t>
+      </w:r>
+    </w:p>
+    <w:p>
+      <w:pPr>
+        <w:spacing w:before="10" w:after="20"/>
+        <w:ind w:left="720"/>
+      </w:pPr>
+      <w:r>
+        <w:rPr>
+          <w:b/>
+          <w:color w:val="2E75B6"/>
+        </w:rPr>
+        <w:t xml:space="preserve">- durationMinutes: </w:t>
+      </w:r>
+      <w:r>
+        <w:rPr>
+          <w:i/>
+          <w:color w:val="7F7F7F"/>
+        </w:rPr>
+        <w:t xml:space="preserve">Double </w:t>
+      </w:r>
+      <w:r>
+        <w:rPr>
+          <w:color w:val="333333"/>
+        </w:rPr>
+        <w:t>[Bắt buộc] Thời gian di chuyển dự kiến (phút)</w:t>
+      </w:r>
+    </w:p>
+    <w:p>
+      <w:pPr>
+        <w:spacing w:before="10" w:after="20"/>
+        <w:ind w:left="720"/>
+      </w:pPr>
+      <w:r>
+        <w:rPr>
+          <w:b/>
+          <w:color w:val="2E75B6"/>
+        </w:rPr>
+        <w:t xml:space="preserve">- pickupLatitude: </w:t>
+      </w:r>
+      <w:r>
+        <w:rPr>
+          <w:i/>
+          <w:color w:val="7F7F7F"/>
+        </w:rPr>
+        <w:t xml:space="preserve">Double </w:t>
+      </w:r>
+      <w:r>
+        <w:rPr>
+          <w:color w:val="333333"/>
+        </w:rPr>
+        <w:t>[Bắt buộc] Vĩ độ điểm đón</w:t>
+      </w:r>
+    </w:p>
+    <w:p>
+      <w:pPr>
+        <w:spacing w:before="10" w:after="20"/>
+        <w:ind w:left="720"/>
+      </w:pPr>
+      <w:r>
+        <w:rPr>
+          <w:b/>
+          <w:color w:val="2E75B6"/>
+        </w:rPr>
+        <w:t xml:space="preserve">- pickupLongitude: </w:t>
+      </w:r>
+      <w:r>
+        <w:rPr>
+          <w:i/>
+          <w:color w:val="7F7F7F"/>
+        </w:rPr>
+        <w:t xml:space="preserve">Double </w:t>
+      </w:r>
+      <w:r>
+        <w:rPr>
+          <w:color w:val="333333"/>
+        </w:rPr>
+        <w:t>[Bắt buộc] Kinh độ điểm đón</w:t>
+      </w:r>
+    </w:p>
+    <w:p>
+      <w:pPr>
+        <w:spacing w:before="20" w:after="60"/>
+        <w:ind w:left="360"/>
+      </w:pPr>
+      <w:r>
+        <w:rPr>
+          <w:b/>
+          <w:color w:val="333333"/>
+        </w:rPr>
+        <w:t xml:space="preserve">• Kết quả trả về: </w:t>
+      </w:r>
+      <w:r>
+        <w:rPr>
+          <w:color w:val="2E75B6"/>
+        </w:rPr>
+        <w:t>ApiResponse&lt;PricingResponse&gt; (basePrice, distancePrice, surgeMultiplier, finalFare, surgeLevel: NORMAL/LIGHT/MODERATE/SEVERE)</w:t>
+      </w:r>
+    </w:p>
+    <w:p>
+      <w:pPr>
+        <w:spacing w:before="240" w:after="60"/>
+      </w:pPr>
+      <w:r>
+        <w:rPr>
+          <w:b/>
+          <w:color w:val="375623"/>
+        </w:rPr>
+        <w:t xml:space="preserve">[GET] </w:t>
+      </w:r>
+      <w:r>
+        <w:rPr>
+          <w:b/>
+          <w:color w:val="000000"/>
+        </w:rPr>
+        <w:t>/api/v1/pricing/admin/config</w:t>
+      </w:r>
+    </w:p>
+    <w:p>
+      <w:pPr>
+        <w:spacing w:before="20" w:after="40"/>
+        <w:ind w:left="360"/>
+      </w:pPr>
+      <w:r>
+        <w:rPr>
+          <w:b/>
+          <w:color w:val="333333"/>
+        </w:rPr>
+        <w:t xml:space="preserve">• Mô tả: </w:t>
+      </w:r>
+      <w:r>
+        <w:rPr>
+          <w:color w:val="333333"/>
+        </w:rPr>
+        <w:t>Quản trị viên lấy cấu hình bảng giá cước và hệ số giờ cao điểm hiện hành đang lưu trong Redis.</w:t>
+      </w:r>
+    </w:p>
+    <w:p>
+      <w:pPr>
+        <w:spacing w:before="20" w:after="40"/>
+        <w:ind w:left="360"/>
+      </w:pPr>
+      <w:r>
+        <w:rPr>
+          <w:b/>
+          <w:color w:val="333333"/>
+        </w:rPr>
+        <w:t xml:space="preserve">• Quyền / Header: </w:t>
+      </w:r>
+      <w:r>
+        <w:rPr>
+          <w:color w:val="595959"/>
+        </w:rPr>
+        <w:t>ROLE_ADMIN | Header: Authorization</w:t>
+      </w:r>
+    </w:p>
+    <w:p>
+      <w:pPr>
+        <w:spacing w:before="20" w:after="60"/>
+        <w:ind w:left="360"/>
+      </w:pPr>
+      <w:r>
+        <w:rPr>
+          <w:b/>
+          <w:color w:val="333333"/>
+        </w:rPr>
+        <w:t xml:space="preserve">• Kết quả trả về: </w:t>
+      </w:r>
+      <w:r>
+        <w:rPr>
+          <w:color w:val="2E75B6"/>
+        </w:rPr>
+        <w:t>ApiResponse&lt;PricingConfigResponse&gt;</w:t>
+      </w:r>
+    </w:p>
+    <w:p>
+      <w:pPr>
+        <w:spacing w:before="240" w:after="60"/>
+      </w:pPr>
+      <w:r>
+        <w:rPr>
+          <w:b/>
+          <w:color w:val="B9770E"/>
+        </w:rPr>
+        <w:t xml:space="preserve">[PUT] </w:t>
+      </w:r>
+      <w:r>
+        <w:rPr>
+          <w:b/>
+          <w:color w:val="000000"/>
+        </w:rPr>
+        <w:t>/api/v1/pricing/admin/config</w:t>
+      </w:r>
+    </w:p>
+    <w:p>
+      <w:pPr>
+        <w:spacing w:before="20" w:after="40"/>
+        <w:ind w:left="360"/>
+      </w:pPr>
+      <w:r>
+        <w:rPr>
+          <w:b/>
+          <w:color w:val="333333"/>
+        </w:rPr>
+        <w:t xml:space="preserve">• Mô tả: </w:t>
+      </w:r>
+      <w:r>
+        <w:rPr>
+          <w:color w:val="333333"/>
+        </w:rPr>
+        <w:t>Quản trị viên cập nhật cấu hình bảng giá cước, đơn giá mỗi km và hệ số cao điểm.</w:t>
+      </w:r>
+    </w:p>
+    <w:p>
+      <w:pPr>
+        <w:spacing w:before="20" w:after="40"/>
+        <w:ind w:left="360"/>
+      </w:pPr>
+      <w:r>
+        <w:rPr>
+          <w:b/>
+          <w:color w:val="333333"/>
+        </w:rPr>
+        <w:t xml:space="preserve">• Quyền / Header: </w:t>
+      </w:r>
+      <w:r>
+        <w:rPr>
+          <w:color w:val="595959"/>
+        </w:rPr>
+        <w:t>ROLE_ADMIN | Header: Authorization</w:t>
+      </w:r>
+    </w:p>
+    <w:p>
+      <w:pPr>
+        <w:spacing w:before="20" w:after="40"/>
+        <w:ind w:left="360"/>
+      </w:pPr>
+      <w:r>
+        <w:rPr>
+          <w:b/>
+          <w:color w:val="1F4E79"/>
+        </w:rPr>
+        <w:t>• Request Body (JSON):</w:t>
+      </w:r>
+    </w:p>
+    <w:p>
+      <w:pPr>
+        <w:spacing w:before="10" w:after="20"/>
+        <w:ind w:left="720"/>
+      </w:pPr>
+      <w:r>
+        <w:rPr>
+          <w:b/>
+          <w:color w:val="2E75B6"/>
+        </w:rPr>
+        <w:t xml:space="preserve">- basePrice: </w:t>
+      </w:r>
+      <w:r>
+        <w:rPr>
+          <w:i/>
+          <w:color w:val="7F7F7F"/>
+        </w:rPr>
+        <w:t xml:space="preserve">BigDecimal </w:t>
+      </w:r>
+      <w:r>
+        <w:rPr>
+          <w:color w:val="333333"/>
+        </w:rPr>
+        <w:t>[Bắt buộc] Giá mở cửa cơ bản (ví dụ: 12.000 VNĐ)</w:t>
+      </w:r>
+    </w:p>
+    <w:p>
+      <w:pPr>
+        <w:spacing w:before="10" w:after="20"/>
+        <w:ind w:left="720"/>
+      </w:pPr>
+      <w:r>
+        <w:rPr>
+          <w:b/>
+          <w:color w:val="2E75B6"/>
+        </w:rPr>
+        <w:t xml:space="preserve">- pricePerKm: </w:t>
+      </w:r>
+      <w:r>
+        <w:rPr>
+          <w:i/>
+          <w:color w:val="7F7F7F"/>
+        </w:rPr>
+        <w:t xml:space="preserve">BigDecimal </w:t>
+      </w:r>
+      <w:r>
+        <w:rPr>
+          <w:color w:val="333333"/>
+        </w:rPr>
+        <w:t>[Bắt buộc] Đơn giá cho mỗi km tiếp theo (ví dụ: 5.000 VNĐ/km)</w:t>
+      </w:r>
+    </w:p>
+    <w:p>
+      <w:pPr>
+        <w:spacing w:before="10" w:after="20"/>
+        <w:ind w:left="720"/>
+      </w:pPr>
+      <w:r>
+        <w:rPr>
+          <w:b/>
+          <w:color w:val="2E75B6"/>
+        </w:rPr>
+        <w:t xml:space="preserve">- surgeMultiplier: </w:t>
+      </w:r>
+      <w:r>
+        <w:rPr>
+          <w:i/>
+          <w:color w:val="7F7F7F"/>
+        </w:rPr>
+        <w:t xml:space="preserve">BigDecimal </w:t>
+      </w:r>
+      <w:r>
+        <w:rPr>
+          <w:color w:val="333333"/>
+        </w:rPr>
+        <w:t>[Bắt buộc] Hệ số nhân cao điểm mặc định</w:t>
+      </w:r>
+    </w:p>
+    <w:p>
+      <w:pPr>
+        <w:spacing w:before="10" w:after="20"/>
+        <w:ind w:left="720"/>
+      </w:pPr>
+      <w:r>
+        <w:rPr>
+          <w:b/>
+          <w:color w:val="2E75B6"/>
+        </w:rPr>
+        <w:t xml:space="preserve">- peakHourMultiplier: </w:t>
+      </w:r>
+      <w:r>
+        <w:rPr>
+          <w:i/>
+          <w:color w:val="7F7F7F"/>
+        </w:rPr>
+        <w:t xml:space="preserve">BigDecimal </w:t>
+      </w:r>
+      <w:r>
+        <w:rPr>
+          <w:color w:val="333333"/>
+        </w:rPr>
+        <w:t>[Bắt buộc] Hệ số nhân theo khung giờ tan tầm</w:t>
+      </w:r>
+    </w:p>
+    <w:p>
+      <w:pPr>
+        <w:spacing w:before="20" w:after="60"/>
+        <w:ind w:left="360"/>
+      </w:pPr>
+      <w:r>
+        <w:rPr>
+          <w:b/>
+          <w:color w:val="333333"/>
+        </w:rPr>
+        <w:t xml:space="preserve">• Kết quả trả về: </w:t>
+      </w:r>
+      <w:r>
+        <w:rPr>
+          <w:color w:val="2E75B6"/>
+        </w:rPr>
+        <w:t>ApiResponse&lt;PricingConfigResponse&gt;</w:t>
+      </w:r>
+    </w:p>
+    <w:p>
+      <w:pPr>
+        <w:shd w:val="clear" w:color="auto" w:fill="D9E1F2"/>
+        <w:spacing w:before="400"/>
+      </w:pPr>
+      <w:r>
+        <w:rPr>
+          <w:b/>
+          <w:color w:val="1F4E79"/>
+        </w:rPr>
+        <w:t xml:space="preserve">  F. PAYMENT SERVICE (payment-service - Port 8086)  </w:t>
+      </w:r>
+    </w:p>
+    <w:p>
+      <w:pPr>
+        <w:spacing w:before="240" w:after="60"/>
+      </w:pPr>
+      <w:r>
+        <w:rPr>
+          <w:b/>
+          <w:color w:val="375623"/>
+        </w:rPr>
+        <w:t xml:space="preserve">[GET] </w:t>
+      </w:r>
+      <w:r>
+        <w:rPr>
+          <w:b/>
+          <w:color w:val="000000"/>
+        </w:rPr>
+        <w:t>/api/v1/payments/wallet</w:t>
+      </w:r>
+    </w:p>
+    <w:p>
+      <w:pPr>
+        <w:spacing w:before="20" w:after="40"/>
+        <w:ind w:left="360"/>
+      </w:pPr>
+      <w:r>
+        <w:rPr>
+          <w:b/>
+          <w:color w:val="333333"/>
+        </w:rPr>
+        <w:t xml:space="preserve">• Mô tả: </w:t>
+      </w:r>
+      <w:r>
+        <w:rPr>
+          <w:color w:val="333333"/>
+        </w:rPr>
+        <w:t>Lấy thông tin ví điện tử và số dư khả dụng hiện tại của người dùng (khách hàng hoặc đối tác tài xế).</w:t>
+      </w:r>
+    </w:p>
+    <w:p>
+      <w:pPr>
+        <w:spacing w:before="20" w:after="40"/>
+        <w:ind w:left="360"/>
+      </w:pPr>
+      <w:r>
+        <w:rPr>
+          <w:b/>
+          <w:color w:val="333333"/>
+        </w:rPr>
+        <w:t xml:space="preserve">• Quyền / Header: </w:t>
+      </w:r>
+      <w:r>
+        <w:rPr>
+          <w:color w:val="595959"/>
+        </w:rPr>
+        <w:t>Header: Authorization, X-User-Id, X-User-Role</w:t>
       </w:r>
     </w:p>
     <w:p>
@@ -7739,7 +9921,7 @@
         <w:rPr>
           <w:color w:val="2E75B6"/>
         </w:rPr>
-        <w:t>ApiResponse&lt;List&lt;FoodOrderResponse&gt;&gt;</w:t>
+        <w:t>ApiResponse&lt;WalletResponse&gt; (walletId, balance, currency, status: ACTIVE)</w:t>
       </w:r>
     </w:p>
     <w:p>
@@ -7749,6 +9931,121 @@
       <w:r>
         <w:rPr>
           <w:b/>
+          <w:color w:val="1F4E79"/>
+        </w:rPr>
+        <w:t xml:space="preserve">[POST] </w:t>
+      </w:r>
+      <w:r>
+        <w:rPr>
+          <w:b/>
+          <w:color w:val="000000"/>
+        </w:rPr>
+        <w:t>/api/v1/payments/payment/create</w:t>
+      </w:r>
+    </w:p>
+    <w:p>
+      <w:pPr>
+        <w:spacing w:before="20" w:after="40"/>
+        <w:ind w:left="360"/>
+      </w:pPr>
+      <w:r>
+        <w:rPr>
+          <w:b/>
+          <w:color w:val="333333"/>
+        </w:rPr>
+        <w:t xml:space="preserve">• Mô tả: </w:t>
+      </w:r>
+      <w:r>
+        <w:rPr>
+          <w:color w:val="333333"/>
+        </w:rPr>
+        <w:t>Khởi tạo giao dịch thanh toán cuốc xe, thanh toán đơn món ăn hoặc nạp tiền vào ví. Sinh URL thanh toán qua MoMo/VNPay.</w:t>
+      </w:r>
+    </w:p>
+    <w:p>
+      <w:pPr>
+        <w:spacing w:before="20" w:after="40"/>
+        <w:ind w:left="360"/>
+      </w:pPr>
+      <w:r>
+        <w:rPr>
+          <w:b/>
+          <w:color w:val="333333"/>
+        </w:rPr>
+        <w:t xml:space="preserve">• Quyền / Header: </w:t>
+      </w:r>
+      <w:r>
+        <w:rPr>
+          <w:color w:val="595959"/>
+        </w:rPr>
+        <w:t>Header: Authorization, X-User-Id</w:t>
+      </w:r>
+    </w:p>
+    <w:p>
+      <w:pPr>
+        <w:spacing w:before="20" w:after="40"/>
+        <w:ind w:left="360"/>
+      </w:pPr>
+      <w:r>
+        <w:rPr>
+          <w:b/>
+          <w:color w:val="333333"/>
+        </w:rPr>
+        <w:t xml:space="preserve">• Tham số (Path / Params): </w:t>
+      </w:r>
+      <w:r>
+        <w:rPr>
+          <w:color w:val="595959"/>
+        </w:rPr>
+        <w:t>- method: Phương thức thanh toán (MOMO, VNPAY, WALLET, CASH) - type: Loại giao dịch (DEPOSIT: Nạp tiền, TRIP_PAYMENT: Trả tiền cuốc, FOOD_PAYMENT: Trả tiền món, WITHDRAWAL: Rút tiền) - amount: Số tiền giao dịch (VNĐ) - bookingId: [Tùy chọn] Mã cuốc xe liên kết - orderId: [Tùy chọn] Mã đơn đặt món ăn liên kết - driverId: [Tùy chọn] Mã tài xế nhận tiền</w:t>
+      </w:r>
+    </w:p>
+    <w:p>
+      <w:pPr>
+        <w:spacing w:before="20" w:after="40"/>
+        <w:ind w:left="360"/>
+      </w:pPr>
+      <w:r>
+        <w:rPr>
+          <w:b/>
+          <w:color w:val="333333"/>
+        </w:rPr>
+        <w:t xml:space="preserve">• Request Body: </w:t>
+      </w:r>
+      <w:r>
+        <w:rPr>
+          <w:i/>
+          <w:color w:val="7F7F7F"/>
+        </w:rPr>
+        <w:t>Không có (Trống)</w:t>
+      </w:r>
+    </w:p>
+    <w:p>
+      <w:pPr>
+        <w:spacing w:before="20" w:after="60"/>
+        <w:ind w:left="360"/>
+      </w:pPr>
+      <w:r>
+        <w:rPr>
+          <w:b/>
+          <w:color w:val="333333"/>
+        </w:rPr>
+        <w:t xml:space="preserve">• Kết quả trả về: </w:t>
+      </w:r>
+      <w:r>
+        <w:rPr>
+          <w:color w:val="2E75B6"/>
+        </w:rPr>
+        <w:t>ApiResponse&lt;PaymentInitResponse&gt; (paymentUrl, transactionId, status: PENDING)</w:t>
+      </w:r>
+    </w:p>
+    <w:p>
+      <w:pPr>
+        <w:spacing w:before="240" w:after="60"/>
+      </w:pPr>
+      <w:r>
+        <w:rPr>
+          <w:b/>
           <w:color w:val="375623"/>
         </w:rPr>
         <w:t xml:space="preserve">[GET] </w:t>
@@ -7758,7 +10055,7 @@
           <w:b/>
           <w:color w:val="000000"/>
         </w:rPr>
-        <w:t>/api/v1/food-orders/driver</w:t>
+        <w:t>/api/v1/payments/booking/{bookingId}/payment-status</w:t>
       </w:r>
     </w:p>
     <w:p>
@@ -7777,7 +10074,7 @@
         <w:rPr>
           <w:color w:val="333333"/>
         </w:rPr>
-        <w:t>Tài xế xem danh sách các đơn giao đồ ăn được phân công giao.</w:t>
+        <w:t>Kiểm tra trạng thái thanh toán của một cuốc xe.</w:t>
       </w:r>
     </w:p>
     <w:p>
@@ -7796,11 +10093,221 @@
         <w:rPr>
           <w:color w:val="595959"/>
         </w:rPr>
+        <w:t>Public / Internal</w:t>
+      </w:r>
+    </w:p>
+    <w:p>
+      <w:pPr>
+        <w:spacing w:before="20" w:after="40"/>
+        <w:ind w:left="360"/>
+      </w:pPr>
+      <w:r>
+        <w:rPr>
+          <w:b/>
+          <w:color w:val="333333"/>
+        </w:rPr>
+        <w:t xml:space="preserve">• Tham số (Path / Params): </w:t>
+      </w:r>
+      <w:r>
+        <w:rPr>
+          <w:color w:val="595959"/>
+        </w:rPr>
+        <w:t>Path: {bookingId}</w:t>
+      </w:r>
+    </w:p>
+    <w:p>
+      <w:pPr>
+        <w:spacing w:before="20" w:after="60"/>
+        <w:ind w:left="360"/>
+      </w:pPr>
+      <w:r>
+        <w:rPr>
+          <w:b/>
+          <w:color w:val="333333"/>
+        </w:rPr>
+        <w:t xml:space="preserve">• Kết quả trả về: </w:t>
+      </w:r>
+      <w:r>
+        <w:rPr>
+          <w:color w:val="2E75B6"/>
+        </w:rPr>
+        <w:t>ApiResponse&lt;PaymentStatusResponse&gt; (status: SUCCESS / PENDING / FAILED)</w:t>
+      </w:r>
+    </w:p>
+    <w:p>
+      <w:pPr>
+        <w:spacing w:before="240" w:after="60"/>
+      </w:pPr>
+      <w:r>
+        <w:rPr>
+          <w:b/>
+          <w:color w:val="375623"/>
+        </w:rPr>
+        <w:t xml:space="preserve">[GET] </w:t>
+      </w:r>
+      <w:r>
+        <w:rPr>
+          <w:b/>
+          <w:color w:val="000000"/>
+        </w:rPr>
+        <w:t>/api/v1/payments/transactions</w:t>
+      </w:r>
+    </w:p>
+    <w:p>
+      <w:pPr>
+        <w:spacing w:before="20" w:after="40"/>
+        <w:ind w:left="360"/>
+      </w:pPr>
+      <w:r>
+        <w:rPr>
+          <w:b/>
+          <w:color w:val="333333"/>
+        </w:rPr>
+        <w:t xml:space="preserve">• Mô tả: </w:t>
+      </w:r>
+      <w:r>
+        <w:rPr>
+          <w:color w:val="333333"/>
+        </w:rPr>
+        <w:t>Lấy danh sách lịch sử tất cả các giao dịch biến động số dư trong ví người dùng.</w:t>
+      </w:r>
+    </w:p>
+    <w:p>
+      <w:pPr>
+        <w:spacing w:before="20" w:after="40"/>
+        <w:ind w:left="360"/>
+      </w:pPr>
+      <w:r>
+        <w:rPr>
+          <w:b/>
+          <w:color w:val="333333"/>
+        </w:rPr>
+        <w:t xml:space="preserve">• Quyền / Header: </w:t>
+      </w:r>
+      <w:r>
+        <w:rPr>
+          <w:color w:val="595959"/>
+        </w:rPr>
+        <w:t>Header: Authorization, X-User-Id, X-User-Role</w:t>
+      </w:r>
+    </w:p>
+    <w:p>
+      <w:pPr>
+        <w:spacing w:before="20" w:after="60"/>
+        <w:ind w:left="360"/>
+      </w:pPr>
+      <w:r>
+        <w:rPr>
+          <w:b/>
+          <w:color w:val="333333"/>
+        </w:rPr>
+        <w:t xml:space="preserve">• Kết quả trả về: </w:t>
+      </w:r>
+      <w:r>
+        <w:rPr>
+          <w:color w:val="2E75B6"/>
+        </w:rPr>
+        <w:t>ApiResponse&lt;List&lt;TransactionResponse&gt;&gt; (transactionId, amount, type, method, createdAt, status)</w:t>
+      </w:r>
+    </w:p>
+    <w:p>
+      <w:pPr>
+        <w:spacing w:before="240" w:after="60"/>
+      </w:pPr>
+      <w:r>
+        <w:rPr>
+          <w:b/>
+          <w:color w:val="1F4E79"/>
+        </w:rPr>
+        <w:t xml:space="preserve">[POST] </w:t>
+      </w:r>
+      <w:r>
+        <w:rPr>
+          <w:b/>
+          <w:color w:val="000000"/>
+        </w:rPr>
+        <w:t>/api/v1/payments/driver/withdraw</w:t>
+      </w:r>
+    </w:p>
+    <w:p>
+      <w:pPr>
+        <w:spacing w:before="20" w:after="40"/>
+        <w:ind w:left="360"/>
+      </w:pPr>
+      <w:r>
+        <w:rPr>
+          <w:b/>
+          <w:color w:val="333333"/>
+        </w:rPr>
+        <w:t xml:space="preserve">• Mô tả: </w:t>
+      </w:r>
+      <w:r>
+        <w:rPr>
+          <w:color w:val="333333"/>
+        </w:rPr>
+        <w:t>Tài xế tạo lệnh rút tiền từ số dư ví doanh thu về tài khoản ngân hàng liên kết.</w:t>
+      </w:r>
+    </w:p>
+    <w:p>
+      <w:pPr>
+        <w:spacing w:before="20" w:after="40"/>
+        <w:ind w:left="360"/>
+      </w:pPr>
+      <w:r>
+        <w:rPr>
+          <w:b/>
+          <w:color w:val="333333"/>
+        </w:rPr>
+        <w:t xml:space="preserve">• Quyền / Header: </w:t>
+      </w:r>
+      <w:r>
+        <w:rPr>
+          <w:color w:val="595959"/>
+        </w:rPr>
         <w:t>ROLE_DRIVER | Header: Authorization, X-User-Id</w:t>
       </w:r>
     </w:p>
     <w:p>
       <w:pPr>
+        <w:spacing w:before="20" w:after="40"/>
+        <w:ind w:left="360"/>
+      </w:pPr>
+      <w:r>
+        <w:rPr>
+          <w:b/>
+          <w:color w:val="333333"/>
+        </w:rPr>
+        <w:t xml:space="preserve">• Tham số (Path / Params): </w:t>
+      </w:r>
+      <w:r>
+        <w:rPr>
+          <w:color w:val="595959"/>
+        </w:rPr>
+        <w:t>Param: amount (Số tiền cần rút)</w:t>
+      </w:r>
+    </w:p>
+    <w:p>
+      <w:pPr>
+        <w:spacing w:before="20" w:after="40"/>
+        <w:ind w:left="360"/>
+      </w:pPr>
+      <w:r>
+        <w:rPr>
+          <w:b/>
+          <w:color w:val="333333"/>
+        </w:rPr>
+        <w:t xml:space="preserve">• Request Body: </w:t>
+      </w:r>
+      <w:r>
+        <w:rPr>
+          <w:i/>
+          <w:color w:val="7F7F7F"/>
+        </w:rPr>
+        <w:t>Không có (Trống)</w:t>
+      </w:r>
+    </w:p>
+    <w:p>
+      <w:pPr>
         <w:spacing w:before="20" w:after="60"/>
         <w:ind w:left="360"/>
       </w:pPr>
@@ -7815,7 +10322,7 @@
         <w:rPr>
           <w:color w:val="2E75B6"/>
         </w:rPr>
-        <w:t>ApiResponse&lt;List&lt;FoodOrderResponse&gt;&gt;</w:t>
+        <w:t>ApiResponse&lt;TransactionResponse&gt; (Yêu cầu rút tiền được ghi nhận)</w:t>
       </w:r>
     </w:p>
     <w:p>
@@ -7825,16 +10332,17 @@
       <w:r>
         <w:rPr>
           <w:b/>
-          <w:color w:val="7030A0"/>
-        </w:rPr>
-        <w:t xml:space="preserve">[PATCH] </w:t>
+          <w:color w:val="B9770E"/>
+        </w:rPr>
+        <w:lastRenderedPageBreak/>
+        <w:t xml:space="preserve">[PUT] </w:t>
       </w:r>
       <w:r>
         <w:rPr>
           <w:b/>
           <w:color w:val="000000"/>
         </w:rPr>
-        <w:t>/api/v1/food-orders/{orderId}/status</w:t>
+        <w:t>/api/v1/payments/booking/{bookingId}/cancel-pending</w:t>
       </w:r>
     </w:p>
     <w:p>
@@ -7853,7 +10361,7 @@
         <w:rPr>
           <w:color w:val="333333"/>
         </w:rPr>
-        <w:t>Nhà hàng cập nhật trạng thái chế biến món ăn.</w:t>
+        <w:t>Hủy bỏ các giao dịch thanh toán đang ở trạng thái chờ (PENDING) của các cuốc xe hoặc đơn hàng bị hủy.</w:t>
       </w:r>
     </w:p>
     <w:p>
@@ -7872,7 +10380,7 @@
         <w:rPr>
           <w:color w:val="595959"/>
         </w:rPr>
-        <w:t>Merchant (Chính chủ) | Header: Authorization, X-User-Id</w:t>
+        <w:t>Public / Internal</w:t>
       </w:r>
     </w:p>
     <w:p>
@@ -7891,76 +10399,37 @@
         <w:rPr>
           <w:color w:val="595959"/>
         </w:rPr>
-        <w:t>Path: {orderId}</w:t>
-      </w:r>
-    </w:p>
-    <w:p>
-      <w:pPr>
-        <w:spacing w:before="20" w:after="40"/>
-        <w:ind w:left="360"/>
+        <w:t>Path: {bookingId}</w:t>
+      </w:r>
+    </w:p>
+    <w:p>
+      <w:pPr>
+        <w:spacing w:before="20" w:after="60"/>
+        <w:ind w:left="360"/>
+      </w:pPr>
+      <w:r>
+        <w:rPr>
+          <w:b/>
+          <w:color w:val="333333"/>
+        </w:rPr>
+        <w:t xml:space="preserve">• Kết quả trả về: </w:t>
+      </w:r>
+      <w:r>
+        <w:rPr>
+          <w:color w:val="2E75B6"/>
+        </w:rPr>
+        <w:t>ApiResponse&lt;Void&gt;</w:t>
+      </w:r>
+    </w:p>
+    <w:p>
+      <w:pPr>
+        <w:spacing w:before="240" w:after="60"/>
       </w:pPr>
       <w:r>
         <w:rPr>
           <w:b/>
           <w:color w:val="1F4E79"/>
         </w:rPr>
-        <w:t>• Request Body (JSON):</w:t>
-      </w:r>
-    </w:p>
-    <w:p>
-      <w:pPr>
-        <w:spacing w:before="10" w:after="20"/>
-        <w:ind w:left="720"/>
-      </w:pPr>
-      <w:r>
-        <w:rPr>
-          <w:b/>
-          <w:color w:val="2E75B6"/>
-        </w:rPr>
-        <w:t xml:space="preserve">- status: </w:t>
-      </w:r>
-      <w:r>
-        <w:rPr>
-          <w:i/>
-          <w:color w:val="7F7F7F"/>
-        </w:rPr>
-        <w:t xml:space="preserve">String </w:t>
-      </w:r>
-      <w:r>
-        <w:rPr>
-          <w:color w:val="333333"/>
-        </w:rPr>
-        <w:t>[Bắt buộc] Trạng thái mới: PREPARING (Đang chuẩn bị nấu) hoặc READY_FOR_PICKUP (Món đã nấu xong, chờ tài xế đến lấy)</w:t>
-      </w:r>
-    </w:p>
-    <w:p>
-      <w:pPr>
-        <w:spacing w:before="20" w:after="60"/>
-        <w:ind w:left="360"/>
-      </w:pPr>
-      <w:r>
-        <w:rPr>
-          <w:b/>
-          <w:color w:val="333333"/>
-        </w:rPr>
-        <w:t xml:space="preserve">• Kết quả trả về: </w:t>
-      </w:r>
-      <w:r>
-        <w:rPr>
-          <w:color w:val="2E75B6"/>
-        </w:rPr>
-        <w:t>ApiResponse&lt;FoodOrderResponse&gt;</w:t>
-      </w:r>
-    </w:p>
-    <w:p>
-      <w:pPr>
-        <w:spacing w:before="240" w:after="60"/>
-      </w:pPr>
-      <w:r>
-        <w:rPr>
-          <w:b/>
-          <w:color w:val="1F4E79"/>
-        </w:rPr>
         <w:t xml:space="preserve">[POST] </w:t>
       </w:r>
       <w:r>
@@ -7968,2239 +10437,6 @@
           <w:b/>
           <w:color w:val="000000"/>
         </w:rPr>
-        <w:t>/api/v1/food-orders/{orderId}/cancel</w:t>
-      </w:r>
-    </w:p>
-    <w:p>
-      <w:pPr>
-        <w:spacing w:before="20" w:after="40"/>
-        <w:ind w:left="360"/>
-      </w:pPr>
-      <w:r>
-        <w:rPr>
-          <w:b/>
-          <w:color w:val="333333"/>
-        </w:rPr>
-        <w:t xml:space="preserve">• Mô tả: </w:t>
-      </w:r>
-      <w:r>
-        <w:rPr>
-          <w:color w:val="333333"/>
-        </w:rPr>
-        <w:t>Khách hàng hủy đơn đặt món trước khi quán xác nhận nấu.</w:t>
-      </w:r>
-    </w:p>
-    <w:p>
-      <w:pPr>
-        <w:spacing w:before="20" w:after="40"/>
-        <w:ind w:left="360"/>
-      </w:pPr>
-      <w:r>
-        <w:rPr>
-          <w:b/>
-          <w:color w:val="333333"/>
-        </w:rPr>
-        <w:t xml:space="preserve">• Quyền / Header: </w:t>
-      </w:r>
-      <w:r>
-        <w:rPr>
-          <w:color w:val="595959"/>
-        </w:rPr>
-        <w:t>Customer | Header: Authorization, X-User-Id</w:t>
-      </w:r>
-    </w:p>
-    <w:p>
-      <w:pPr>
-        <w:spacing w:before="20" w:after="40"/>
-        <w:ind w:left="360"/>
-      </w:pPr>
-      <w:r>
-        <w:rPr>
-          <w:b/>
-          <w:color w:val="333333"/>
-        </w:rPr>
-        <w:t xml:space="preserve">• Tham số (Path / Params): </w:t>
-      </w:r>
-      <w:r>
-        <w:rPr>
-          <w:color w:val="595959"/>
-        </w:rPr>
-        <w:t>Path: {orderId}</w:t>
-      </w:r>
-    </w:p>
-    <w:p>
-      <w:pPr>
-        <w:spacing w:before="20" w:after="60"/>
-        <w:ind w:left="360"/>
-      </w:pPr>
-      <w:r>
-        <w:rPr>
-          <w:b/>
-          <w:color w:val="333333"/>
-        </w:rPr>
-        <w:t xml:space="preserve">• Kết quả trả về: </w:t>
-      </w:r>
-      <w:r>
-        <w:rPr>
-          <w:color w:val="2E75B6"/>
-        </w:rPr>
-        <w:t>ApiResponse&lt;FoodOrderResponse&gt; (status: CANCELLED)</w:t>
-      </w:r>
-    </w:p>
-    <w:p>
-      <w:pPr>
-        <w:spacing w:before="240" w:after="60"/>
-      </w:pPr>
-      <w:r>
-        <w:rPr>
-          <w:b/>
-          <w:color w:val="7030A0"/>
-        </w:rPr>
-        <w:t xml:space="preserve">[PATCH] </w:t>
-      </w:r>
-      <w:r>
-        <w:rPr>
-          <w:b/>
-          <w:color w:val="000000"/>
-        </w:rPr>
-        <w:t>/api/v1/food-orders/{orderId}/driver-status</w:t>
-      </w:r>
-    </w:p>
-    <w:p>
-      <w:pPr>
-        <w:spacing w:before="20" w:after="40"/>
-        <w:ind w:left="360"/>
-      </w:pPr>
-      <w:r>
-        <w:rPr>
-          <w:b/>
-          <w:color w:val="333333"/>
-        </w:rPr>
-        <w:t xml:space="preserve">• Mô tả: </w:t>
-      </w:r>
-      <w:r>
-        <w:rPr>
-          <w:color w:val="333333"/>
-        </w:rPr>
-        <w:t>Tài xế cập nhật tiến độ giao đơn thức ăn.</w:t>
-      </w:r>
-    </w:p>
-    <w:p>
-      <w:pPr>
-        <w:spacing w:before="20" w:after="40"/>
-        <w:ind w:left="360"/>
-      </w:pPr>
-      <w:r>
-        <w:rPr>
-          <w:b/>
-          <w:color w:val="333333"/>
-        </w:rPr>
-        <w:t xml:space="preserve">• Quyền / Header: </w:t>
-      </w:r>
-      <w:r>
-        <w:rPr>
-          <w:color w:val="595959"/>
-        </w:rPr>
-        <w:t>ROLE_DRIVER | Header: Authorization, X-User-Id</w:t>
-      </w:r>
-    </w:p>
-    <w:p>
-      <w:pPr>
-        <w:spacing w:before="20" w:after="40"/>
-        <w:ind w:left="360"/>
-      </w:pPr>
-      <w:r>
-        <w:rPr>
-          <w:b/>
-          <w:color w:val="333333"/>
-        </w:rPr>
-        <w:t xml:space="preserve">• Tham số (Path / Params): </w:t>
-      </w:r>
-      <w:r>
-        <w:rPr>
-          <w:color w:val="595959"/>
-        </w:rPr>
-        <w:t>Path: {orderId}</w:t>
-      </w:r>
-    </w:p>
-    <w:p>
-      <w:pPr>
-        <w:spacing w:before="20" w:after="40"/>
-        <w:ind w:left="360"/>
-      </w:pPr>
-      <w:r>
-        <w:rPr>
-          <w:b/>
-          <w:color w:val="1F4E79"/>
-        </w:rPr>
-        <w:t>• Request Body (JSON):</w:t>
-      </w:r>
-    </w:p>
-    <w:p>
-      <w:pPr>
-        <w:spacing w:before="10" w:after="20"/>
-        <w:ind w:left="720"/>
-      </w:pPr>
-      <w:r>
-        <w:rPr>
-          <w:b/>
-          <w:color w:val="2E75B6"/>
-        </w:rPr>
-        <w:t xml:space="preserve">- status: </w:t>
-      </w:r>
-      <w:r>
-        <w:rPr>
-          <w:i/>
-          <w:color w:val="7F7F7F"/>
-        </w:rPr>
-        <w:t xml:space="preserve">String </w:t>
-      </w:r>
-      <w:r>
-        <w:rPr>
-          <w:color w:val="333333"/>
-        </w:rPr>
-        <w:t>[Bắt buộc] Trạng thái mới: PICKED_UP (Đã lấy món từ quán) hoặc DELIVERED (Đã giao tận tay khách)</w:t>
-      </w:r>
-    </w:p>
-    <w:p>
-      <w:pPr>
-        <w:spacing w:before="20" w:after="60"/>
-        <w:ind w:left="360"/>
-      </w:pPr>
-      <w:r>
-        <w:rPr>
-          <w:b/>
-          <w:color w:val="333333"/>
-        </w:rPr>
-        <w:t xml:space="preserve">• Kết quả trả về: </w:t>
-      </w:r>
-      <w:r>
-        <w:rPr>
-          <w:color w:val="2E75B6"/>
-        </w:rPr>
-        <w:t>ApiResponse&lt;FoodOrderResponse&gt;</w:t>
-      </w:r>
-    </w:p>
-    <w:p>
-      <w:pPr>
-        <w:spacing w:before="240" w:after="60"/>
-      </w:pPr>
-      <w:r>
-        <w:rPr>
-          <w:b/>
-          <w:color w:val="1F4E79"/>
-        </w:rPr>
-        <w:t xml:space="preserve">[POST] </w:t>
-      </w:r>
-      <w:r>
-        <w:rPr>
-          <w:b/>
-          <w:color w:val="000000"/>
-        </w:rPr>
-        <w:t>/api/v1/food-orders/{orderId}/paid</w:t>
-      </w:r>
-    </w:p>
-    <w:p>
-      <w:pPr>
-        <w:spacing w:before="20" w:after="40"/>
-        <w:ind w:left="360"/>
-      </w:pPr>
-      <w:r>
-        <w:rPr>
-          <w:b/>
-          <w:color w:val="333333"/>
-        </w:rPr>
-        <w:t xml:space="preserve">• Mô tả: </w:t>
-      </w:r>
-      <w:r>
-        <w:rPr>
-          <w:color w:val="333333"/>
-        </w:rPr>
-        <w:t>Cập nhật trạng thái đơn đặt món sang ĐÃ THANH TOÁN (sử dụng nội bộ hoặc sau khi thanh toán qua cổng điện tử).</w:t>
-      </w:r>
-    </w:p>
-    <w:p>
-      <w:pPr>
-        <w:spacing w:before="20" w:after="40"/>
-        <w:ind w:left="360"/>
-      </w:pPr>
-      <w:r>
-        <w:rPr>
-          <w:b/>
-          <w:color w:val="333333"/>
-        </w:rPr>
-        <w:t xml:space="preserve">• Quyền / Header: </w:t>
-      </w:r>
-      <w:r>
-        <w:rPr>
-          <w:color w:val="595959"/>
-        </w:rPr>
-        <w:t>Internal / Payment Service</w:t>
-      </w:r>
-    </w:p>
-    <w:p>
-      <w:pPr>
-        <w:spacing w:before="20" w:after="40"/>
-        <w:ind w:left="360"/>
-      </w:pPr>
-      <w:r>
-        <w:rPr>
-          <w:b/>
-          <w:color w:val="333333"/>
-        </w:rPr>
-        <w:t xml:space="preserve">• Tham số (Path / Params): </w:t>
-      </w:r>
-      <w:r>
-        <w:rPr>
-          <w:color w:val="595959"/>
-        </w:rPr>
-        <w:t>Path: {orderId}</w:t>
-      </w:r>
-    </w:p>
-    <w:p>
-      <w:pPr>
-        <w:spacing w:before="20" w:after="60"/>
-        <w:ind w:left="360"/>
-      </w:pPr>
-      <w:r>
-        <w:rPr>
-          <w:b/>
-          <w:color w:val="333333"/>
-        </w:rPr>
-        <w:t xml:space="preserve">• Kết quả trả về: </w:t>
-      </w:r>
-      <w:r>
-        <w:rPr>
-          <w:color w:val="2E75B6"/>
-        </w:rPr>
-        <w:t>ApiResponse&lt;FoodOrderResponse&gt; (paymentStatus: PAID)</w:t>
-      </w:r>
-    </w:p>
-    <w:p>
-      <w:pPr>
-        <w:spacing w:before="240" w:after="60"/>
-      </w:pPr>
-      <w:r>
-        <w:rPr>
-          <w:b/>
-          <w:color w:val="375623"/>
-        </w:rPr>
-        <w:lastRenderedPageBreak/>
-        <w:t xml:space="preserve">[GET] </w:t>
-      </w:r>
-      <w:r>
-        <w:rPr>
-          <w:b/>
-          <w:color w:val="000000"/>
-        </w:rPr>
-        <w:t>/api/v1/food-orders</w:t>
-      </w:r>
-    </w:p>
-    <w:p>
-      <w:pPr>
-        <w:spacing w:before="20" w:after="40"/>
-        <w:ind w:left="360"/>
-      </w:pPr>
-      <w:r>
-        <w:rPr>
-          <w:b/>
-          <w:color w:val="333333"/>
-        </w:rPr>
-        <w:t xml:space="preserve">• Mô tả: </w:t>
-      </w:r>
-      <w:r>
-        <w:rPr>
-          <w:color w:val="333333"/>
-        </w:rPr>
-        <w:t>Quản trị viên xem toàn bộ đơn đặt món ăn trên toàn hệ thống sàn.</w:t>
-      </w:r>
-    </w:p>
-    <w:p>
-      <w:pPr>
-        <w:spacing w:before="20" w:after="40"/>
-        <w:ind w:left="360"/>
-      </w:pPr>
-      <w:r>
-        <w:rPr>
-          <w:b/>
-          <w:color w:val="333333"/>
-        </w:rPr>
-        <w:t xml:space="preserve">• Quyền / Header: </w:t>
-      </w:r>
-      <w:r>
-        <w:rPr>
-          <w:color w:val="595959"/>
-        </w:rPr>
-        <w:t>ROLE_ADMIN | Header: Authorization</w:t>
-      </w:r>
-    </w:p>
-    <w:p>
-      <w:pPr>
-        <w:spacing w:before="20" w:after="60"/>
-        <w:ind w:left="360"/>
-      </w:pPr>
-      <w:r>
-        <w:rPr>
-          <w:b/>
-          <w:color w:val="333333"/>
-        </w:rPr>
-        <w:t xml:space="preserve">• Kết quả trả về: </w:t>
-      </w:r>
-      <w:r>
-        <w:rPr>
-          <w:color w:val="2E75B6"/>
-        </w:rPr>
-        <w:t>ApiResponse&lt;List&lt;FoodOrderResponse&gt;&gt;</w:t>
-      </w:r>
-    </w:p>
-    <w:p>
-      <w:pPr>
-        <w:spacing w:before="240" w:after="60"/>
-      </w:pPr>
-      <w:r>
-        <w:rPr>
-          <w:b/>
-          <w:color w:val="375623"/>
-        </w:rPr>
-        <w:t xml:space="preserve">[GET] </w:t>
-      </w:r>
-      <w:r>
-        <w:rPr>
-          <w:b/>
-          <w:color w:val="000000"/>
-        </w:rPr>
-        <w:t>/api/v1/food-orders/admin/stats</w:t>
-      </w:r>
-    </w:p>
-    <w:p>
-      <w:pPr>
-        <w:spacing w:before="20" w:after="40"/>
-        <w:ind w:left="360"/>
-      </w:pPr>
-      <w:r>
-        <w:rPr>
-          <w:b/>
-          <w:color w:val="333333"/>
-        </w:rPr>
-        <w:t xml:space="preserve">• Mô tả: </w:t>
-      </w:r>
-      <w:r>
-        <w:rPr>
-          <w:color w:val="333333"/>
-        </w:rPr>
-        <w:t>Lấy báo cáo số liệu thống kê tổng thể mảng ẩm thực cho trang Dashboard Admin.</w:t>
-      </w:r>
-    </w:p>
-    <w:p>
-      <w:pPr>
-        <w:spacing w:before="20" w:after="40"/>
-        <w:ind w:left="360"/>
-      </w:pPr>
-      <w:r>
-        <w:rPr>
-          <w:b/>
-          <w:color w:val="333333"/>
-        </w:rPr>
-        <w:t xml:space="preserve">• Quyền / Header: </w:t>
-      </w:r>
-      <w:r>
-        <w:rPr>
-          <w:color w:val="595959"/>
-        </w:rPr>
-        <w:t>ROLE_ADMIN | Header: Authorization</w:t>
-      </w:r>
-    </w:p>
-    <w:p>
-      <w:pPr>
-        <w:spacing w:before="20" w:after="60"/>
-        <w:ind w:left="360"/>
-      </w:pPr>
-      <w:r>
-        <w:rPr>
-          <w:b/>
-          <w:color w:val="333333"/>
-        </w:rPr>
-        <w:t xml:space="preserve">• Kết quả trả về: </w:t>
-      </w:r>
-      <w:r>
-        <w:rPr>
-          <w:color w:val="2E75B6"/>
-        </w:rPr>
-        <w:t>ApiResponse&lt;Map&lt;String, Object&gt;&gt; (totalOrders, completedOrders, totalRevenue, averageOrderValue...)</w:t>
-      </w:r>
-    </w:p>
-    <w:p>
-      <w:pPr>
-        <w:shd w:val="clear" w:color="auto" w:fill="D9E1F2"/>
-        <w:spacing w:before="400"/>
-      </w:pPr>
-      <w:r>
-        <w:rPr>
-          <w:b/>
-          <w:color w:val="1F4E79"/>
-        </w:rPr>
-        <w:t xml:space="preserve">  D. LOCATION SERVICE (location-service - Port 8083)  </w:t>
-      </w:r>
-    </w:p>
-    <w:p>
-      <w:pPr>
-        <w:spacing w:before="300" w:after="120"/>
-      </w:pPr>
-      <w:r>
-        <w:rPr>
-          <w:b/>
-          <w:color w:val="2E75B6"/>
-        </w:rPr>
-        <w:t>1. REST APIs (/api/v1/locations)</w:t>
-      </w:r>
-    </w:p>
-    <w:p>
-      <w:pPr>
-        <w:spacing w:before="240" w:after="60"/>
-      </w:pPr>
-      <w:r>
-        <w:rPr>
-          <w:b/>
-          <w:color w:val="1F4E79"/>
-        </w:rPr>
-        <w:t xml:space="preserve">[POST] </w:t>
-      </w:r>
-      <w:r>
-        <w:rPr>
-          <w:b/>
-          <w:color w:val="000000"/>
-        </w:rPr>
-        <w:t>/api/v1/locations/drivers/me</w:t>
-      </w:r>
-    </w:p>
-    <w:p>
-      <w:pPr>
-        <w:spacing w:before="20" w:after="40"/>
-        <w:ind w:left="360"/>
-      </w:pPr>
-      <w:r>
-        <w:rPr>
-          <w:b/>
-          <w:color w:val="333333"/>
-        </w:rPr>
-        <w:t xml:space="preserve">• Mô tả: </w:t>
-      </w:r>
-      <w:r>
-        <w:rPr>
-          <w:color w:val="333333"/>
-        </w:rPr>
-        <w:t>Tài xế định kỳ gửi cập nhật vị trí tọa độ GPS hiện tại lên server để lưu trữ trong Redis Geospatial.</w:t>
-      </w:r>
-    </w:p>
-    <w:p>
-      <w:pPr>
-        <w:spacing w:before="20" w:after="40"/>
-        <w:ind w:left="360"/>
-      </w:pPr>
-      <w:r>
-        <w:rPr>
-          <w:b/>
-          <w:color w:val="333333"/>
-        </w:rPr>
-        <w:t xml:space="preserve">• Quyền / Header: </w:t>
-      </w:r>
-      <w:r>
-        <w:rPr>
-          <w:color w:val="595959"/>
-        </w:rPr>
-        <w:t>ROLE_DRIVER | Header: Authorization, X-User-Id</w:t>
-      </w:r>
-    </w:p>
-    <w:p>
-      <w:pPr>
-        <w:spacing w:before="20" w:after="40"/>
-        <w:ind w:left="360"/>
-      </w:pPr>
-      <w:r>
-        <w:rPr>
-          <w:b/>
-          <w:color w:val="1F4E79"/>
-        </w:rPr>
-        <w:t>• Request Body (JSON):</w:t>
-      </w:r>
-    </w:p>
-    <w:p>
-      <w:pPr>
-        <w:spacing w:before="10" w:after="20"/>
-        <w:ind w:left="720"/>
-      </w:pPr>
-      <w:r>
-        <w:rPr>
-          <w:b/>
-          <w:color w:val="2E75B6"/>
-        </w:rPr>
-        <w:t xml:space="preserve">- latitude: </w:t>
-      </w:r>
-      <w:r>
-        <w:rPr>
-          <w:i/>
-          <w:color w:val="7F7F7F"/>
-        </w:rPr>
-        <w:t xml:space="preserve">Double </w:t>
-      </w:r>
-      <w:r>
-        <w:rPr>
-          <w:color w:val="333333"/>
-        </w:rPr>
-        <w:t>[Bắt buộc] Tọa độ vĩ độ GPS hiện tại</w:t>
-      </w:r>
-    </w:p>
-    <w:p>
-      <w:pPr>
-        <w:spacing w:before="10" w:after="20"/>
-        <w:ind w:left="720"/>
-      </w:pPr>
-      <w:r>
-        <w:rPr>
-          <w:b/>
-          <w:color w:val="2E75B6"/>
-        </w:rPr>
-        <w:t xml:space="preserve">- longitude: </w:t>
-      </w:r>
-      <w:r>
-        <w:rPr>
-          <w:i/>
-          <w:color w:val="7F7F7F"/>
-        </w:rPr>
-        <w:t xml:space="preserve">Double </w:t>
-      </w:r>
-      <w:r>
-        <w:rPr>
-          <w:color w:val="333333"/>
-        </w:rPr>
-        <w:t>[Bắt buộc] Tọa độ kinh độ GPS hiện tại</w:t>
-      </w:r>
-    </w:p>
-    <w:p>
-      <w:pPr>
-        <w:spacing w:before="10" w:after="20"/>
-        <w:ind w:left="720"/>
-      </w:pPr>
-      <w:r>
-        <w:rPr>
-          <w:b/>
-          <w:color w:val="2E75B6"/>
-        </w:rPr>
-        <w:t xml:space="preserve">- bearing: </w:t>
-      </w:r>
-      <w:r>
-        <w:rPr>
-          <w:i/>
-          <w:color w:val="7F7F7F"/>
-        </w:rPr>
-        <w:t xml:space="preserve">Float </w:t>
-      </w:r>
-      <w:r>
-        <w:rPr>
-          <w:color w:val="333333"/>
-        </w:rPr>
-        <w:t>[Tùy chọn] Hướng di chuyển của phương tiện (0 - 360 độ)</w:t>
-      </w:r>
-    </w:p>
-    <w:p>
-      <w:pPr>
-        <w:spacing w:before="20" w:after="60"/>
-        <w:ind w:left="360"/>
-      </w:pPr>
-      <w:r>
-        <w:rPr>
-          <w:b/>
-          <w:color w:val="333333"/>
-        </w:rPr>
-        <w:t xml:space="preserve">• Kết quả trả về: </w:t>
-      </w:r>
-      <w:r>
-        <w:rPr>
-          <w:color w:val="2E75B6"/>
-        </w:rPr>
-        <w:t>ApiResponse&lt;String&gt; (Cập nhật vị trí thành công)</w:t>
-      </w:r>
-    </w:p>
-    <w:p>
-      <w:pPr>
-        <w:spacing w:before="240" w:after="60"/>
-      </w:pPr>
-      <w:r>
-        <w:rPr>
-          <w:b/>
-          <w:color w:val="375623"/>
-        </w:rPr>
-        <w:t xml:space="preserve">[GET] </w:t>
-      </w:r>
-      <w:r>
-        <w:rPr>
-          <w:b/>
-          <w:color w:val="000000"/>
-        </w:rPr>
-        <w:t>/api/v1/locations/nearby</w:t>
-      </w:r>
-    </w:p>
-    <w:p>
-      <w:pPr>
-        <w:spacing w:before="20" w:after="40"/>
-        <w:ind w:left="360"/>
-      </w:pPr>
-      <w:r>
-        <w:rPr>
-          <w:b/>
-          <w:color w:val="333333"/>
-        </w:rPr>
-        <w:t xml:space="preserve">• Mô tả: </w:t>
-      </w:r>
-      <w:r>
-        <w:rPr>
-          <w:color w:val="333333"/>
-        </w:rPr>
-        <w:t>Tìm kiếm danh sách các tài xế đang online xung quanh một vị trí địa lý để hiển thị xe chuyển động trên bản đồ của khách hàng.</w:t>
-      </w:r>
-    </w:p>
-    <w:p>
-      <w:pPr>
-        <w:spacing w:before="20" w:after="40"/>
-        <w:ind w:left="360"/>
-      </w:pPr>
-      <w:r>
-        <w:rPr>
-          <w:b/>
-          <w:color w:val="333333"/>
-        </w:rPr>
-        <w:t xml:space="preserve">• Quyền / Header: </w:t>
-      </w:r>
-      <w:r>
-        <w:rPr>
-          <w:color w:val="595959"/>
-        </w:rPr>
-        <w:t>Public / Customer</w:t>
-      </w:r>
-    </w:p>
-    <w:p>
-      <w:pPr>
-        <w:spacing w:before="20" w:after="40"/>
-        <w:ind w:left="360"/>
-      </w:pPr>
-      <w:r>
-        <w:rPr>
-          <w:b/>
-          <w:color w:val="333333"/>
-        </w:rPr>
-        <w:t xml:space="preserve">• Tham số (Path / Params): </w:t>
-      </w:r>
-      <w:r>
-        <w:rPr>
-          <w:color w:val="595959"/>
-        </w:rPr>
-        <w:t>latitude (vĩ độ), longitude (kinh độ), radius (bán kính quét tính bằng km, ví dụ: 3.0)</w:t>
-      </w:r>
-    </w:p>
-    <w:p>
-      <w:pPr>
-        <w:spacing w:before="20" w:after="60"/>
-        <w:ind w:left="360"/>
-      </w:pPr>
-      <w:r>
-        <w:rPr>
-          <w:b/>
-          <w:color w:val="333333"/>
-        </w:rPr>
-        <w:t xml:space="preserve">• Kết quả trả về: </w:t>
-      </w:r>
-      <w:r>
-        <w:rPr>
-          <w:color w:val="2E75B6"/>
-        </w:rPr>
-        <w:t>ApiResponse&lt;List&lt;DriverLocationResponse&gt;&gt; (driverId, latitude, longitude, bearing, vehicleType)</w:t>
-      </w:r>
-    </w:p>
-    <w:p>
-      <w:pPr>
-        <w:spacing w:before="300" w:after="120"/>
-      </w:pPr>
-      <w:r>
-        <w:rPr>
-          <w:b/>
-          <w:color w:val="2E75B6"/>
-        </w:rPr>
-        <w:t>2. WebSocket Real-time Endpoint (/ws-location)</w:t>
-      </w:r>
-    </w:p>
-    <w:p>
-      <w:pPr>
-        <w:spacing w:before="240" w:after="60"/>
-      </w:pPr>
-      <w:r>
-        <w:rPr>
-          <w:b/>
-          <w:color w:val="008080"/>
-        </w:rPr>
-        <w:t xml:space="preserve">[STOMP] </w:t>
-      </w:r>
-      <w:r>
-        <w:rPr>
-          <w:b/>
-          <w:color w:val="000000"/>
-        </w:rPr>
-        <w:t>/ws-location (Channel: /driver/location)</w:t>
-      </w:r>
-    </w:p>
-    <w:p>
-      <w:pPr>
-        <w:spacing w:before="20" w:after="40"/>
-        <w:ind w:left="360"/>
-      </w:pPr>
-      <w:r>
-        <w:rPr>
-          <w:b/>
-          <w:color w:val="333333"/>
-        </w:rPr>
-        <w:lastRenderedPageBreak/>
-        <w:t xml:space="preserve">• Mô tả: </w:t>
-      </w:r>
-      <w:r>
-        <w:rPr>
-          <w:color w:val="333333"/>
-        </w:rPr>
-        <w:t>Kênh truyền nhận dữ liệu định vị GPS thời gian thực liên tục qua giao thức WebSocket/STOMP với độ trễ cực thấp (&lt; 100ms).</w:t>
-      </w:r>
-    </w:p>
-    <w:p>
-      <w:pPr>
-        <w:spacing w:before="20" w:after="40"/>
-        <w:ind w:left="360"/>
-      </w:pPr>
-      <w:r>
-        <w:rPr>
-          <w:b/>
-          <w:color w:val="333333"/>
-        </w:rPr>
-        <w:t xml:space="preserve">• Quyền / Header: </w:t>
-      </w:r>
-      <w:r>
-        <w:rPr>
-          <w:color w:val="595959"/>
-        </w:rPr>
-        <w:t>Header: driverId</w:t>
-      </w:r>
-    </w:p>
-    <w:p>
-      <w:pPr>
-        <w:spacing w:before="20" w:after="40"/>
-        <w:ind w:left="360"/>
-      </w:pPr>
-      <w:r>
-        <w:rPr>
-          <w:b/>
-          <w:color w:val="1F4E79"/>
-        </w:rPr>
-        <w:t>• Request Body (JSON):</w:t>
-      </w:r>
-    </w:p>
-    <w:p>
-      <w:pPr>
-        <w:spacing w:before="10" w:after="20"/>
-        <w:ind w:left="720"/>
-      </w:pPr>
-      <w:r>
-        <w:rPr>
-          <w:b/>
-          <w:color w:val="2E75B6"/>
-        </w:rPr>
-        <w:t xml:space="preserve">- latitude: </w:t>
-      </w:r>
-      <w:r>
-        <w:rPr>
-          <w:i/>
-          <w:color w:val="7F7F7F"/>
-        </w:rPr>
-        <w:t xml:space="preserve">Double </w:t>
-      </w:r>
-      <w:r>
-        <w:rPr>
-          <w:color w:val="333333"/>
-        </w:rPr>
-        <w:t>[Bắt buộc] Vĩ độ GPS</w:t>
-      </w:r>
-    </w:p>
-    <w:p>
-      <w:pPr>
-        <w:spacing w:before="10" w:after="20"/>
-        <w:ind w:left="720"/>
-      </w:pPr>
-      <w:r>
-        <w:rPr>
-          <w:b/>
-          <w:color w:val="2E75B6"/>
-        </w:rPr>
-        <w:t xml:space="preserve">- longitude: </w:t>
-      </w:r>
-      <w:r>
-        <w:rPr>
-          <w:i/>
-          <w:color w:val="7F7F7F"/>
-        </w:rPr>
-        <w:t xml:space="preserve">Double </w:t>
-      </w:r>
-      <w:r>
-        <w:rPr>
-          <w:color w:val="333333"/>
-        </w:rPr>
-        <w:t>[Bắt buộc] Kinh độ GPS</w:t>
-      </w:r>
-    </w:p>
-    <w:p>
-      <w:pPr>
-        <w:spacing w:before="10" w:after="20"/>
-        <w:ind w:left="720"/>
-      </w:pPr>
-      <w:r>
-        <w:rPr>
-          <w:b/>
-          <w:color w:val="2E75B6"/>
-        </w:rPr>
-        <w:t xml:space="preserve">- bearing: </w:t>
-      </w:r>
-      <w:r>
-        <w:rPr>
-          <w:i/>
-          <w:color w:val="7F7F7F"/>
-        </w:rPr>
-        <w:t xml:space="preserve">Float </w:t>
-      </w:r>
-      <w:r>
-        <w:rPr>
-          <w:color w:val="333333"/>
-        </w:rPr>
-        <w:t>[Tùy chọn] Góc xoay phương tiện</w:t>
-      </w:r>
-    </w:p>
-    <w:p>
-      <w:pPr>
-        <w:spacing w:before="20" w:after="60"/>
-        <w:ind w:left="360"/>
-      </w:pPr>
-      <w:r>
-        <w:rPr>
-          <w:b/>
-          <w:color w:val="333333"/>
-        </w:rPr>
-        <w:t xml:space="preserve">• Kết quả trả về: </w:t>
-      </w:r>
-      <w:r>
-        <w:rPr>
-          <w:color w:val="2E75B6"/>
-        </w:rPr>
-        <w:t>Phát sóng tọa độ cập nhật tới các subscriber</w:t>
-      </w:r>
-    </w:p>
-    <w:p>
-      <w:pPr>
-        <w:spacing w:before="300" w:after="120"/>
-      </w:pPr>
-      <w:r>
-        <w:rPr>
-          <w:b/>
-          <w:color w:val="2E75B6"/>
-        </w:rPr>
-        <w:t>3. Giao tiếp Nội bộ (/api/v1/internal/locations)</w:t>
-      </w:r>
-    </w:p>
-    <w:p>
-      <w:pPr>
-        <w:spacing w:before="240" w:after="60"/>
-      </w:pPr>
-      <w:r>
-        <w:rPr>
-          <w:b/>
-          <w:color w:val="C00000"/>
-        </w:rPr>
-        <w:t xml:space="preserve">[DELETE] </w:t>
-      </w:r>
-      <w:r>
-        <w:rPr>
-          <w:b/>
-          <w:color w:val="000000"/>
-        </w:rPr>
-        <w:t>/api/v1/internal/locations/drivers/{driverId}</w:t>
-      </w:r>
-    </w:p>
-    <w:p>
-      <w:pPr>
-        <w:spacing w:before="20" w:after="40"/>
-        <w:ind w:left="360"/>
-      </w:pPr>
-      <w:r>
-        <w:rPr>
-          <w:b/>
-          <w:color w:val="333333"/>
-        </w:rPr>
-        <w:t xml:space="preserve">• Mô tả: </w:t>
-      </w:r>
-      <w:r>
-        <w:rPr>
-          <w:color w:val="333333"/>
-        </w:rPr>
-        <w:t>Xóa vị trí tài xế khỏi Redis Geospatial khi tài xế ngắt kết nối mạng hoặc chuyển trạng thái Offline.</w:t>
-      </w:r>
-    </w:p>
-    <w:p>
-      <w:pPr>
-        <w:spacing w:before="20" w:after="40"/>
-        <w:ind w:left="360"/>
-      </w:pPr>
-      <w:r>
-        <w:rPr>
-          <w:b/>
-          <w:color w:val="333333"/>
-        </w:rPr>
-        <w:t xml:space="preserve">• Quyền / Header: </w:t>
-      </w:r>
-      <w:r>
-        <w:rPr>
-          <w:color w:val="595959"/>
-        </w:rPr>
-        <w:t>Internal</w:t>
-      </w:r>
-    </w:p>
-    <w:p>
-      <w:pPr>
-        <w:spacing w:before="20" w:after="40"/>
-        <w:ind w:left="360"/>
-      </w:pPr>
-      <w:r>
-        <w:rPr>
-          <w:b/>
-          <w:color w:val="333333"/>
-        </w:rPr>
-        <w:t xml:space="preserve">• Tham số (Path / Params): </w:t>
-      </w:r>
-      <w:r>
-        <w:rPr>
-          <w:color w:val="595959"/>
-        </w:rPr>
-        <w:t>Path: {driverId}</w:t>
-      </w:r>
-    </w:p>
-    <w:p>
-      <w:pPr>
-        <w:spacing w:before="20" w:after="60"/>
-        <w:ind w:left="360"/>
-      </w:pPr>
-      <w:r>
-        <w:rPr>
-          <w:b/>
-          <w:color w:val="333333"/>
-        </w:rPr>
-        <w:t xml:space="preserve">• Kết quả trả về: </w:t>
-      </w:r>
-      <w:r>
-        <w:rPr>
-          <w:color w:val="2E75B6"/>
-        </w:rPr>
-        <w:t>ApiResponse&lt;Void&gt;</w:t>
-      </w:r>
-    </w:p>
-    <w:p>
-      <w:pPr>
-        <w:spacing w:before="240" w:after="60"/>
-      </w:pPr>
-      <w:r>
-        <w:rPr>
-          <w:b/>
-          <w:color w:val="375623"/>
-        </w:rPr>
-        <w:t xml:space="preserve">[GET] </w:t>
-      </w:r>
-      <w:r>
-        <w:rPr>
-          <w:b/>
-          <w:color w:val="000000"/>
-        </w:rPr>
-        <w:t>/api/v1/internal/locations/drivers/nearby</w:t>
-      </w:r>
-    </w:p>
-    <w:p>
-      <w:pPr>
-        <w:spacing w:before="20" w:after="40"/>
-        <w:ind w:left="360"/>
-      </w:pPr>
-      <w:r>
-        <w:rPr>
-          <w:b/>
-          <w:color w:val="333333"/>
-        </w:rPr>
-        <w:t xml:space="preserve">• Mô tả: </w:t>
-      </w:r>
-      <w:r>
-        <w:rPr>
-          <w:color w:val="333333"/>
-        </w:rPr>
-        <w:t>Lấy danh sách các tài xế gần nhất phục vụ thuật toán tìm kiếm và ghép cuốc xe của Booking Service.</w:t>
-      </w:r>
-    </w:p>
-    <w:p>
-      <w:pPr>
-        <w:spacing w:before="20" w:after="40"/>
-        <w:ind w:left="360"/>
-      </w:pPr>
-      <w:r>
-        <w:rPr>
-          <w:b/>
-          <w:color w:val="333333"/>
-        </w:rPr>
-        <w:t xml:space="preserve">• Quyền / Header: </w:t>
-      </w:r>
-      <w:r>
-        <w:rPr>
-          <w:color w:val="595959"/>
-        </w:rPr>
-        <w:t>Internal</w:t>
-      </w:r>
-    </w:p>
-    <w:p>
-      <w:pPr>
-        <w:spacing w:before="20" w:after="40"/>
-        <w:ind w:left="360"/>
-      </w:pPr>
-      <w:r>
-        <w:rPr>
-          <w:b/>
-          <w:color w:val="333333"/>
-        </w:rPr>
-        <w:t xml:space="preserve">• Tham số (Path / Params): </w:t>
-      </w:r>
-      <w:r>
-        <w:rPr>
-          <w:color w:val="595959"/>
-        </w:rPr>
-        <w:t>latitude, longitude, radius (bán kính), limit (số lượng tối đa)</w:t>
-      </w:r>
-    </w:p>
-    <w:p>
-      <w:pPr>
-        <w:spacing w:before="20" w:after="60"/>
-        <w:ind w:left="360"/>
-      </w:pPr>
-      <w:r>
-        <w:rPr>
-          <w:b/>
-          <w:color w:val="333333"/>
-        </w:rPr>
-        <w:t xml:space="preserve">• Kết quả trả về: </w:t>
-      </w:r>
-      <w:r>
-        <w:rPr>
-          <w:color w:val="2E75B6"/>
-        </w:rPr>
-        <w:t>List&lt;Long&gt; (Danh sách ID các tài xế gần nhất)</w:t>
-      </w:r>
-    </w:p>
-    <w:p>
-      <w:pPr>
-        <w:shd w:val="clear" w:color="auto" w:fill="D9E1F2"/>
-        <w:spacing w:before="400"/>
-      </w:pPr>
-      <w:r>
-        <w:rPr>
-          <w:b/>
-          <w:color w:val="1F4E79"/>
-        </w:rPr>
-        <w:t xml:space="preserve">  E. PRICING SERVICE (pricing-service - Port 8085)  </w:t>
-      </w:r>
-    </w:p>
-    <w:p>
-      <w:pPr>
-        <w:spacing w:before="240" w:after="60"/>
-      </w:pPr>
-      <w:r>
-        <w:rPr>
-          <w:b/>
-          <w:color w:val="1F4E79"/>
-        </w:rPr>
-        <w:t xml:space="preserve">[POST] </w:t>
-      </w:r>
-      <w:r>
-        <w:rPr>
-          <w:b/>
-          <w:color w:val="000000"/>
-        </w:rPr>
-        <w:t>/api/v1/pricing/calculate</w:t>
-      </w:r>
-    </w:p>
-    <w:p>
-      <w:pPr>
-        <w:spacing w:before="20" w:after="40"/>
-        <w:ind w:left="360"/>
-      </w:pPr>
-      <w:r>
-        <w:rPr>
-          <w:b/>
-          <w:color w:val="333333"/>
-        </w:rPr>
-        <w:t xml:space="preserve">• Mô tả: </w:t>
-      </w:r>
-      <w:r>
-        <w:rPr>
-          <w:color w:val="333333"/>
-        </w:rPr>
-        <w:t>Tính toán giá cước động cho chuyến đi hoặc phí giao đồ ăn dựa trên khoảng cách định tuyến, thời gian dự kiến và hệ số Surge theo lưới ô lục giác H3.</w:t>
-      </w:r>
-    </w:p>
-    <w:p>
-      <w:pPr>
-        <w:spacing w:before="20" w:after="40"/>
-        <w:ind w:left="360"/>
-      </w:pPr>
-      <w:r>
-        <w:rPr>
-          <w:b/>
-          <w:color w:val="333333"/>
-        </w:rPr>
-        <w:t xml:space="preserve">• Quyền / Header: </w:t>
-      </w:r>
-      <w:r>
-        <w:rPr>
-          <w:color w:val="595959"/>
-        </w:rPr>
-        <w:t>Public / Internal</w:t>
-      </w:r>
-    </w:p>
-    <w:p>
-      <w:pPr>
-        <w:spacing w:before="20" w:after="40"/>
-        <w:ind w:left="360"/>
-      </w:pPr>
-      <w:r>
-        <w:rPr>
-          <w:b/>
-          <w:color w:val="333333"/>
-        </w:rPr>
-        <w:t xml:space="preserve">• Tham số (Path / Params): </w:t>
-      </w:r>
-      <w:r>
-        <w:rPr>
-          <w:color w:val="595959"/>
-        </w:rPr>
-        <w:t>Param: nearbyDriversCount (số tài xế lân cận)</w:t>
-      </w:r>
-    </w:p>
-    <w:p>
-      <w:pPr>
-        <w:spacing w:before="20" w:after="40"/>
-        <w:ind w:left="360"/>
-      </w:pPr>
-      <w:r>
-        <w:rPr>
-          <w:b/>
-          <w:color w:val="1F4E79"/>
-        </w:rPr>
-        <w:t>• Request Body (JSON):</w:t>
-      </w:r>
-    </w:p>
-    <w:p>
-      <w:pPr>
-        <w:spacing w:before="10" w:after="20"/>
-        <w:ind w:left="720"/>
-      </w:pPr>
-      <w:r>
-        <w:rPr>
-          <w:b/>
-          <w:color w:val="2E75B6"/>
-        </w:rPr>
-        <w:t xml:space="preserve">- distanceKm: </w:t>
-      </w:r>
-      <w:r>
-        <w:rPr>
-          <w:i/>
-          <w:color w:val="7F7F7F"/>
-        </w:rPr>
-        <w:t xml:space="preserve">Double </w:t>
-      </w:r>
-      <w:r>
-        <w:rPr>
-          <w:color w:val="333333"/>
-        </w:rPr>
-        <w:t>[Bắt buộc] Khoảng cách di chuyển tính bằng km</w:t>
-      </w:r>
-    </w:p>
-    <w:p>
-      <w:pPr>
-        <w:spacing w:before="10" w:after="20"/>
-        <w:ind w:left="720"/>
-      </w:pPr>
-      <w:r>
-        <w:rPr>
-          <w:b/>
-          <w:color w:val="2E75B6"/>
-        </w:rPr>
-        <w:t xml:space="preserve">- durationMinutes: </w:t>
-      </w:r>
-      <w:r>
-        <w:rPr>
-          <w:i/>
-          <w:color w:val="7F7F7F"/>
-        </w:rPr>
-        <w:t xml:space="preserve">Double </w:t>
-      </w:r>
-      <w:r>
-        <w:rPr>
-          <w:color w:val="333333"/>
-        </w:rPr>
-        <w:t>[Bắt buộc] Thời gian di chuyển dự kiến (phút)</w:t>
-      </w:r>
-    </w:p>
-    <w:p>
-      <w:pPr>
-        <w:spacing w:before="10" w:after="20"/>
-        <w:ind w:left="720"/>
-      </w:pPr>
-      <w:r>
-        <w:rPr>
-          <w:b/>
-          <w:color w:val="2E75B6"/>
-        </w:rPr>
-        <w:t xml:space="preserve">- pickupLatitude: </w:t>
-      </w:r>
-      <w:r>
-        <w:rPr>
-          <w:i/>
-          <w:color w:val="7F7F7F"/>
-        </w:rPr>
-        <w:t xml:space="preserve">Double </w:t>
-      </w:r>
-      <w:r>
-        <w:rPr>
-          <w:color w:val="333333"/>
-        </w:rPr>
-        <w:t>[Bắt buộc] Vĩ độ điểm đón</w:t>
-      </w:r>
-    </w:p>
-    <w:p>
-      <w:pPr>
-        <w:spacing w:before="10" w:after="20"/>
-        <w:ind w:left="720"/>
-      </w:pPr>
-      <w:r>
-        <w:rPr>
-          <w:b/>
-          <w:color w:val="2E75B6"/>
-        </w:rPr>
-        <w:t xml:space="preserve">- pickupLongitude: </w:t>
-      </w:r>
-      <w:r>
-        <w:rPr>
-          <w:i/>
-          <w:color w:val="7F7F7F"/>
-        </w:rPr>
-        <w:t xml:space="preserve">Double </w:t>
-      </w:r>
-      <w:r>
-        <w:rPr>
-          <w:color w:val="333333"/>
-        </w:rPr>
-        <w:t>[Bắt buộc] Kinh độ điểm đón</w:t>
-      </w:r>
-    </w:p>
-    <w:p>
-      <w:pPr>
-        <w:spacing w:before="20" w:after="60"/>
-        <w:ind w:left="360"/>
-      </w:pPr>
-      <w:r>
-        <w:rPr>
-          <w:b/>
-          <w:color w:val="333333"/>
-        </w:rPr>
-        <w:lastRenderedPageBreak/>
-        <w:t xml:space="preserve">• Kết quả trả về: </w:t>
-      </w:r>
-      <w:r>
-        <w:rPr>
-          <w:color w:val="2E75B6"/>
-        </w:rPr>
-        <w:t>ApiResponse&lt;PricingResponse&gt; (basePrice, distancePrice, surgeMultiplier, finalFare, surgeLevel: NORMAL/LIGHT/MODERATE/SEVERE)</w:t>
-      </w:r>
-    </w:p>
-    <w:p>
-      <w:pPr>
-        <w:spacing w:before="240" w:after="60"/>
-      </w:pPr>
-      <w:r>
-        <w:rPr>
-          <w:b/>
-          <w:color w:val="375623"/>
-        </w:rPr>
-        <w:t xml:space="preserve">[GET] </w:t>
-      </w:r>
-      <w:r>
-        <w:rPr>
-          <w:b/>
-          <w:color w:val="000000"/>
-        </w:rPr>
-        <w:t>/api/v1/pricing/admin/config</w:t>
-      </w:r>
-    </w:p>
-    <w:p>
-      <w:pPr>
-        <w:spacing w:before="20" w:after="40"/>
-        <w:ind w:left="360"/>
-      </w:pPr>
-      <w:r>
-        <w:rPr>
-          <w:b/>
-          <w:color w:val="333333"/>
-        </w:rPr>
-        <w:t xml:space="preserve">• Mô tả: </w:t>
-      </w:r>
-      <w:r>
-        <w:rPr>
-          <w:color w:val="333333"/>
-        </w:rPr>
-        <w:t>Quản trị viên lấy cấu hình bảng giá cước và hệ số giờ cao điểm hiện hành đang lưu trong Redis.</w:t>
-      </w:r>
-    </w:p>
-    <w:p>
-      <w:pPr>
-        <w:spacing w:before="20" w:after="40"/>
-        <w:ind w:left="360"/>
-      </w:pPr>
-      <w:r>
-        <w:rPr>
-          <w:b/>
-          <w:color w:val="333333"/>
-        </w:rPr>
-        <w:t xml:space="preserve">• Quyền / Header: </w:t>
-      </w:r>
-      <w:r>
-        <w:rPr>
-          <w:color w:val="595959"/>
-        </w:rPr>
-        <w:t>ROLE_ADMIN | Header: Authorization</w:t>
-      </w:r>
-    </w:p>
-    <w:p>
-      <w:pPr>
-        <w:spacing w:before="20" w:after="60"/>
-        <w:ind w:left="360"/>
-      </w:pPr>
-      <w:r>
-        <w:rPr>
-          <w:b/>
-          <w:color w:val="333333"/>
-        </w:rPr>
-        <w:t xml:space="preserve">• Kết quả trả về: </w:t>
-      </w:r>
-      <w:r>
-        <w:rPr>
-          <w:color w:val="2E75B6"/>
-        </w:rPr>
-        <w:t>ApiResponse&lt;PricingConfigResponse&gt;</w:t>
-      </w:r>
-    </w:p>
-    <w:p>
-      <w:pPr>
-        <w:spacing w:before="240" w:after="60"/>
-      </w:pPr>
-      <w:r>
-        <w:rPr>
-          <w:b/>
-          <w:color w:val="B9770E"/>
-        </w:rPr>
-        <w:t xml:space="preserve">[PUT] </w:t>
-      </w:r>
-      <w:r>
-        <w:rPr>
-          <w:b/>
-          <w:color w:val="000000"/>
-        </w:rPr>
-        <w:t>/api/v1/pricing/admin/config</w:t>
-      </w:r>
-    </w:p>
-    <w:p>
-      <w:pPr>
-        <w:spacing w:before="20" w:after="40"/>
-        <w:ind w:left="360"/>
-      </w:pPr>
-      <w:r>
-        <w:rPr>
-          <w:b/>
-          <w:color w:val="333333"/>
-        </w:rPr>
-        <w:t xml:space="preserve">• Mô tả: </w:t>
-      </w:r>
-      <w:r>
-        <w:rPr>
-          <w:color w:val="333333"/>
-        </w:rPr>
-        <w:t>Quản trị viên cập nhật cấu hình bảng giá cước, đơn giá mỗi km và hệ số cao điểm.</w:t>
-      </w:r>
-    </w:p>
-    <w:p>
-      <w:pPr>
-        <w:spacing w:before="20" w:after="40"/>
-        <w:ind w:left="360"/>
-      </w:pPr>
-      <w:r>
-        <w:rPr>
-          <w:b/>
-          <w:color w:val="333333"/>
-        </w:rPr>
-        <w:t xml:space="preserve">• Quyền / Header: </w:t>
-      </w:r>
-      <w:r>
-        <w:rPr>
-          <w:color w:val="595959"/>
-        </w:rPr>
-        <w:t>ROLE_ADMIN | Header: Authorization</w:t>
-      </w:r>
-    </w:p>
-    <w:p>
-      <w:pPr>
-        <w:spacing w:before="20" w:after="40"/>
-        <w:ind w:left="360"/>
-      </w:pPr>
-      <w:r>
-        <w:rPr>
-          <w:b/>
-          <w:color w:val="1F4E79"/>
-        </w:rPr>
-        <w:t>• Request Body (JSON):</w:t>
-      </w:r>
-    </w:p>
-    <w:p>
-      <w:pPr>
-        <w:spacing w:before="10" w:after="20"/>
-        <w:ind w:left="720"/>
-      </w:pPr>
-      <w:r>
-        <w:rPr>
-          <w:b/>
-          <w:color w:val="2E75B6"/>
-        </w:rPr>
-        <w:t xml:space="preserve">- basePrice: </w:t>
-      </w:r>
-      <w:r>
-        <w:rPr>
-          <w:i/>
-          <w:color w:val="7F7F7F"/>
-        </w:rPr>
-        <w:t xml:space="preserve">BigDecimal </w:t>
-      </w:r>
-      <w:r>
-        <w:rPr>
-          <w:color w:val="333333"/>
-        </w:rPr>
-        <w:t>[Bắt buộc] Giá mở cửa cơ bản (ví dụ: 12.000 VNĐ)</w:t>
-      </w:r>
-    </w:p>
-    <w:p>
-      <w:pPr>
-        <w:spacing w:before="10" w:after="20"/>
-        <w:ind w:left="720"/>
-      </w:pPr>
-      <w:r>
-        <w:rPr>
-          <w:b/>
-          <w:color w:val="2E75B6"/>
-        </w:rPr>
-        <w:t xml:space="preserve">- pricePerKm: </w:t>
-      </w:r>
-      <w:r>
-        <w:rPr>
-          <w:i/>
-          <w:color w:val="7F7F7F"/>
-        </w:rPr>
-        <w:t xml:space="preserve">BigDecimal </w:t>
-      </w:r>
-      <w:r>
-        <w:rPr>
-          <w:color w:val="333333"/>
-        </w:rPr>
-        <w:t>[Bắt buộc] Đơn giá cho mỗi km tiếp theo (ví dụ: 5.000 VNĐ/km)</w:t>
-      </w:r>
-    </w:p>
-    <w:p>
-      <w:pPr>
-        <w:spacing w:before="10" w:after="20"/>
-        <w:ind w:left="720"/>
-      </w:pPr>
-      <w:r>
-        <w:rPr>
-          <w:b/>
-          <w:color w:val="2E75B6"/>
-        </w:rPr>
-        <w:t xml:space="preserve">- surgeMultiplier: </w:t>
-      </w:r>
-      <w:r>
-        <w:rPr>
-          <w:i/>
-          <w:color w:val="7F7F7F"/>
-        </w:rPr>
-        <w:t xml:space="preserve">BigDecimal </w:t>
-      </w:r>
-      <w:r>
-        <w:rPr>
-          <w:color w:val="333333"/>
-        </w:rPr>
-        <w:t>[Bắt buộc] Hệ số nhân cao điểm mặc định</w:t>
-      </w:r>
-    </w:p>
-    <w:p>
-      <w:pPr>
-        <w:spacing w:before="10" w:after="20"/>
-        <w:ind w:left="720"/>
-      </w:pPr>
-      <w:r>
-        <w:rPr>
-          <w:b/>
-          <w:color w:val="2E75B6"/>
-        </w:rPr>
-        <w:t xml:space="preserve">- peakHourMultiplier: </w:t>
-      </w:r>
-      <w:r>
-        <w:rPr>
-          <w:i/>
-          <w:color w:val="7F7F7F"/>
-        </w:rPr>
-        <w:t xml:space="preserve">BigDecimal </w:t>
-      </w:r>
-      <w:r>
-        <w:rPr>
-          <w:color w:val="333333"/>
-        </w:rPr>
-        <w:t>[Bắt buộc] Hệ số nhân theo khung giờ tan tầm</w:t>
-      </w:r>
-    </w:p>
-    <w:p>
-      <w:pPr>
-        <w:spacing w:before="20" w:after="60"/>
-        <w:ind w:left="360"/>
-      </w:pPr>
-      <w:r>
-        <w:rPr>
-          <w:b/>
-          <w:color w:val="333333"/>
-        </w:rPr>
-        <w:t xml:space="preserve">• Kết quả trả về: </w:t>
-      </w:r>
-      <w:r>
-        <w:rPr>
-          <w:color w:val="2E75B6"/>
-        </w:rPr>
-        <w:t>ApiResponse&lt;PricingConfigResponse&gt;</w:t>
-      </w:r>
-    </w:p>
-    <w:p>
-      <w:pPr>
-        <w:shd w:val="clear" w:color="auto" w:fill="D9E1F2"/>
-        <w:spacing w:before="400"/>
-      </w:pPr>
-      <w:r>
-        <w:rPr>
-          <w:b/>
-          <w:color w:val="1F4E79"/>
-        </w:rPr>
-        <w:t xml:space="preserve">  F. PAYMENT SERVICE (payment-service - Port 8086)  </w:t>
-      </w:r>
-    </w:p>
-    <w:p>
-      <w:pPr>
-        <w:spacing w:before="240" w:after="60"/>
-      </w:pPr>
-      <w:r>
-        <w:rPr>
-          <w:b/>
-          <w:color w:val="375623"/>
-        </w:rPr>
-        <w:t xml:space="preserve">[GET] </w:t>
-      </w:r>
-      <w:r>
-        <w:rPr>
-          <w:b/>
-          <w:color w:val="000000"/>
-        </w:rPr>
-        <w:t>/api/v1/payments/wallet</w:t>
-      </w:r>
-    </w:p>
-    <w:p>
-      <w:pPr>
-        <w:spacing w:before="20" w:after="40"/>
-        <w:ind w:left="360"/>
-      </w:pPr>
-      <w:r>
-        <w:rPr>
-          <w:b/>
-          <w:color w:val="333333"/>
-        </w:rPr>
-        <w:t xml:space="preserve">• Mô tả: </w:t>
-      </w:r>
-      <w:r>
-        <w:rPr>
-          <w:color w:val="333333"/>
-        </w:rPr>
-        <w:t>Lấy thông tin ví điện tử và số dư khả dụng hiện tại của người dùng (khách hàng hoặc đối tác tài xế).</w:t>
-      </w:r>
-    </w:p>
-    <w:p>
-      <w:pPr>
-        <w:spacing w:before="20" w:after="40"/>
-        <w:ind w:left="360"/>
-      </w:pPr>
-      <w:r>
-        <w:rPr>
-          <w:b/>
-          <w:color w:val="333333"/>
-        </w:rPr>
-        <w:t xml:space="preserve">• Quyền / Header: </w:t>
-      </w:r>
-      <w:r>
-        <w:rPr>
-          <w:color w:val="595959"/>
-        </w:rPr>
-        <w:t>Header: Authorization, X-User-Id, X-User-Role</w:t>
-      </w:r>
-    </w:p>
-    <w:p>
-      <w:pPr>
-        <w:spacing w:before="20" w:after="60"/>
-        <w:ind w:left="360"/>
-      </w:pPr>
-      <w:r>
-        <w:rPr>
-          <w:b/>
-          <w:color w:val="333333"/>
-        </w:rPr>
-        <w:t xml:space="preserve">• Kết quả trả về: </w:t>
-      </w:r>
-      <w:r>
-        <w:rPr>
-          <w:color w:val="2E75B6"/>
-        </w:rPr>
-        <w:t>ApiResponse&lt;WalletResponse&gt; (walletId, balance, currency, status: ACTIVE)</w:t>
-      </w:r>
-    </w:p>
-    <w:p>
-      <w:pPr>
-        <w:spacing w:before="240" w:after="60"/>
-      </w:pPr>
-      <w:r>
-        <w:rPr>
-          <w:b/>
-          <w:color w:val="1F4E79"/>
-        </w:rPr>
-        <w:t xml:space="preserve">[POST] </w:t>
-      </w:r>
-      <w:r>
-        <w:rPr>
-          <w:b/>
-          <w:color w:val="000000"/>
-        </w:rPr>
-        <w:t>/api/v1/payments/payment/create</w:t>
-      </w:r>
-    </w:p>
-    <w:p>
-      <w:pPr>
-        <w:spacing w:before="20" w:after="40"/>
-        <w:ind w:left="360"/>
-      </w:pPr>
-      <w:r>
-        <w:rPr>
-          <w:b/>
-          <w:color w:val="333333"/>
-        </w:rPr>
-        <w:t xml:space="preserve">• Mô tả: </w:t>
-      </w:r>
-      <w:r>
-        <w:rPr>
-          <w:color w:val="333333"/>
-        </w:rPr>
-        <w:t>Khởi tạo giao dịch thanh toán cuốc xe, thanh toán đơn món ăn hoặc nạp tiền vào ví. Sinh URL thanh toán qua MoMo/VNPay.</w:t>
-      </w:r>
-    </w:p>
-    <w:p>
-      <w:pPr>
-        <w:spacing w:before="20" w:after="40"/>
-        <w:ind w:left="360"/>
-      </w:pPr>
-      <w:r>
-        <w:rPr>
-          <w:b/>
-          <w:color w:val="333333"/>
-        </w:rPr>
-        <w:t xml:space="preserve">• Quyền / Header: </w:t>
-      </w:r>
-      <w:r>
-        <w:rPr>
-          <w:color w:val="595959"/>
-        </w:rPr>
-        <w:t>Header: Authorization, X-User-Id</w:t>
-      </w:r>
-    </w:p>
-    <w:p>
-      <w:pPr>
-        <w:spacing w:before="20" w:after="40"/>
-        <w:ind w:left="360"/>
-      </w:pPr>
-      <w:r>
-        <w:rPr>
-          <w:b/>
-          <w:color w:val="333333"/>
-        </w:rPr>
-        <w:t xml:space="preserve">• Tham số (Path / Params): </w:t>
-      </w:r>
-      <w:r>
-        <w:rPr>
-          <w:color w:val="595959"/>
-        </w:rPr>
-        <w:t xml:space="preserve">- method: Phương thức thanh toán (MOMO, VNPAY, WALLET, CASH) - type: Loại giao dịch (DEPOSIT: Nạp tiền, TRIP_PAYMENT: Trả tiền cuốc, FOOD_PAYMENT: Trả tiền món, WITHDRAWAL: Rút tiền) - </w:t>
-      </w:r>
-      <w:r>
-        <w:rPr>
-          <w:color w:val="595959"/>
-        </w:rPr>
-        <w:lastRenderedPageBreak/>
-        <w:t>amount: Số tiền giao dịch (VNĐ) - bookingId: [Tùy chọn] Mã cuốc xe liên kết - orderId: [Tùy chọn] Mã đơn đặt món ăn liên kết - driverId: [Tùy chọn] Mã tài xế nhận tiền</w:t>
-      </w:r>
-    </w:p>
-    <w:p>
-      <w:pPr>
-        <w:spacing w:before="20" w:after="40"/>
-        <w:ind w:left="360"/>
-      </w:pPr>
-      <w:r>
-        <w:rPr>
-          <w:b/>
-          <w:color w:val="333333"/>
-        </w:rPr>
-        <w:t xml:space="preserve">• Request Body: </w:t>
-      </w:r>
-      <w:r>
-        <w:rPr>
-          <w:i/>
-          <w:color w:val="7F7F7F"/>
-        </w:rPr>
-        <w:t>Không có (Trống)</w:t>
-      </w:r>
-    </w:p>
-    <w:p>
-      <w:pPr>
-        <w:spacing w:before="20" w:after="60"/>
-        <w:ind w:left="360"/>
-      </w:pPr>
-      <w:r>
-        <w:rPr>
-          <w:b/>
-          <w:color w:val="333333"/>
-        </w:rPr>
-        <w:t xml:space="preserve">• Kết quả trả về: </w:t>
-      </w:r>
-      <w:r>
-        <w:rPr>
-          <w:color w:val="2E75B6"/>
-        </w:rPr>
-        <w:t>ApiResponse&lt;PaymentInitResponse&gt; (paymentUrl, transactionId, status: PENDING)</w:t>
-      </w:r>
-    </w:p>
-    <w:p>
-      <w:pPr>
-        <w:spacing w:before="240" w:after="60"/>
-      </w:pPr>
-      <w:r>
-        <w:rPr>
-          <w:b/>
-          <w:color w:val="375623"/>
-        </w:rPr>
-        <w:t xml:space="preserve">[GET] </w:t>
-      </w:r>
-      <w:r>
-        <w:rPr>
-          <w:b/>
-          <w:color w:val="000000"/>
-        </w:rPr>
-        <w:t>/api/v1/payments/booking/{bookingId}/payment-status</w:t>
-      </w:r>
-    </w:p>
-    <w:p>
-      <w:pPr>
-        <w:spacing w:before="20" w:after="40"/>
-        <w:ind w:left="360"/>
-      </w:pPr>
-      <w:r>
-        <w:rPr>
-          <w:b/>
-          <w:color w:val="333333"/>
-        </w:rPr>
-        <w:t xml:space="preserve">• Mô tả: </w:t>
-      </w:r>
-      <w:r>
-        <w:rPr>
-          <w:color w:val="333333"/>
-        </w:rPr>
-        <w:t>Kiểm tra trạng thái thanh toán của một cuốc xe.</w:t>
-      </w:r>
-    </w:p>
-    <w:p>
-      <w:pPr>
-        <w:spacing w:before="20" w:after="40"/>
-        <w:ind w:left="360"/>
-      </w:pPr>
-      <w:r>
-        <w:rPr>
-          <w:b/>
-          <w:color w:val="333333"/>
-        </w:rPr>
-        <w:t xml:space="preserve">• Quyền / Header: </w:t>
-      </w:r>
-      <w:r>
-        <w:rPr>
-          <w:color w:val="595959"/>
-        </w:rPr>
-        <w:t>Public / Internal</w:t>
-      </w:r>
-    </w:p>
-    <w:p>
-      <w:pPr>
-        <w:spacing w:before="20" w:after="40"/>
-        <w:ind w:left="360"/>
-      </w:pPr>
-      <w:r>
-        <w:rPr>
-          <w:b/>
-          <w:color w:val="333333"/>
-        </w:rPr>
-        <w:t xml:space="preserve">• Tham số (Path / Params): </w:t>
-      </w:r>
-      <w:r>
-        <w:rPr>
-          <w:color w:val="595959"/>
-        </w:rPr>
-        <w:t>Path: {bookingId}</w:t>
-      </w:r>
-    </w:p>
-    <w:p>
-      <w:pPr>
-        <w:spacing w:before="20" w:after="60"/>
-        <w:ind w:left="360"/>
-      </w:pPr>
-      <w:r>
-        <w:rPr>
-          <w:b/>
-          <w:color w:val="333333"/>
-        </w:rPr>
-        <w:t xml:space="preserve">• Kết quả trả về: </w:t>
-      </w:r>
-      <w:r>
-        <w:rPr>
-          <w:color w:val="2E75B6"/>
-        </w:rPr>
-        <w:t>ApiResponse&lt;PaymentStatusResponse&gt; (status: SUCCESS / PENDING / FAILED)</w:t>
-      </w:r>
-    </w:p>
-    <w:p>
-      <w:pPr>
-        <w:spacing w:before="240" w:after="60"/>
-      </w:pPr>
-      <w:r>
-        <w:rPr>
-          <w:b/>
-          <w:color w:val="375623"/>
-        </w:rPr>
-        <w:t xml:space="preserve">[GET] </w:t>
-      </w:r>
-      <w:r>
-        <w:rPr>
-          <w:b/>
-          <w:color w:val="000000"/>
-        </w:rPr>
-        <w:t>/api/v1/payments/transactions</w:t>
-      </w:r>
-    </w:p>
-    <w:p>
-      <w:pPr>
-        <w:spacing w:before="20" w:after="40"/>
-        <w:ind w:left="360"/>
-      </w:pPr>
-      <w:r>
-        <w:rPr>
-          <w:b/>
-          <w:color w:val="333333"/>
-        </w:rPr>
-        <w:t xml:space="preserve">• Mô tả: </w:t>
-      </w:r>
-      <w:r>
-        <w:rPr>
-          <w:color w:val="333333"/>
-        </w:rPr>
-        <w:t>Lấy danh sách lịch sử tất cả các giao dịch biến động số dư trong ví người dùng.</w:t>
-      </w:r>
-    </w:p>
-    <w:p>
-      <w:pPr>
-        <w:spacing w:before="20" w:after="40"/>
-        <w:ind w:left="360"/>
-      </w:pPr>
-      <w:r>
-        <w:rPr>
-          <w:b/>
-          <w:color w:val="333333"/>
-        </w:rPr>
-        <w:t xml:space="preserve">• Quyền / Header: </w:t>
-      </w:r>
-      <w:r>
-        <w:rPr>
-          <w:color w:val="595959"/>
-        </w:rPr>
-        <w:t>Header: Authorization, X-User-Id, X-User-Role</w:t>
-      </w:r>
-    </w:p>
-    <w:p>
-      <w:pPr>
-        <w:spacing w:before="20" w:after="60"/>
-        <w:ind w:left="360"/>
-      </w:pPr>
-      <w:r>
-        <w:rPr>
-          <w:b/>
-          <w:color w:val="333333"/>
-        </w:rPr>
-        <w:t xml:space="preserve">• Kết quả trả về: </w:t>
-      </w:r>
-      <w:r>
-        <w:rPr>
-          <w:color w:val="2E75B6"/>
-        </w:rPr>
-        <w:t>ApiResponse&lt;List&lt;TransactionResponse&gt;&gt; (transactionId, amount, type, method, createdAt, status)</w:t>
-      </w:r>
-    </w:p>
-    <w:p>
-      <w:pPr>
-        <w:spacing w:before="240" w:after="60"/>
-      </w:pPr>
-      <w:r>
-        <w:rPr>
-          <w:b/>
-          <w:color w:val="1F4E79"/>
-        </w:rPr>
-        <w:t xml:space="preserve">[POST] </w:t>
-      </w:r>
-      <w:r>
-        <w:rPr>
-          <w:b/>
-          <w:color w:val="000000"/>
-        </w:rPr>
-        <w:t>/api/v1/payments/driver/withdraw</w:t>
-      </w:r>
-    </w:p>
-    <w:p>
-      <w:pPr>
-        <w:spacing w:before="20" w:after="40"/>
-        <w:ind w:left="360"/>
-      </w:pPr>
-      <w:r>
-        <w:rPr>
-          <w:b/>
-          <w:color w:val="333333"/>
-        </w:rPr>
-        <w:t xml:space="preserve">• Mô tả: </w:t>
-      </w:r>
-      <w:r>
-        <w:rPr>
-          <w:color w:val="333333"/>
-        </w:rPr>
-        <w:t>Tài xế tạo lệnh rút tiền từ số dư ví doanh thu về tài khoản ngân hàng liên kết.</w:t>
-      </w:r>
-    </w:p>
-    <w:p>
-      <w:pPr>
-        <w:spacing w:before="20" w:after="40"/>
-        <w:ind w:left="360"/>
-      </w:pPr>
-      <w:r>
-        <w:rPr>
-          <w:b/>
-          <w:color w:val="333333"/>
-        </w:rPr>
-        <w:t xml:space="preserve">• Quyền / Header: </w:t>
-      </w:r>
-      <w:r>
-        <w:rPr>
-          <w:color w:val="595959"/>
-        </w:rPr>
-        <w:t>ROLE_DRIVER | Header: Authorization, X-User-Id</w:t>
-      </w:r>
-    </w:p>
-    <w:p>
-      <w:pPr>
-        <w:spacing w:before="20" w:after="40"/>
-        <w:ind w:left="360"/>
-      </w:pPr>
-      <w:r>
-        <w:rPr>
-          <w:b/>
-          <w:color w:val="333333"/>
-        </w:rPr>
-        <w:t xml:space="preserve">• Tham số (Path / Params): </w:t>
-      </w:r>
-      <w:r>
-        <w:rPr>
-          <w:color w:val="595959"/>
-        </w:rPr>
-        <w:t>Param: amount (Số tiền cần rút)</w:t>
-      </w:r>
-    </w:p>
-    <w:p>
-      <w:pPr>
-        <w:spacing w:before="20" w:after="40"/>
-        <w:ind w:left="360"/>
-      </w:pPr>
-      <w:r>
-        <w:rPr>
-          <w:b/>
-          <w:color w:val="333333"/>
-        </w:rPr>
-        <w:t xml:space="preserve">• Request Body: </w:t>
-      </w:r>
-      <w:r>
-        <w:rPr>
-          <w:i/>
-          <w:color w:val="7F7F7F"/>
-        </w:rPr>
-        <w:t>Không có (Trống)</w:t>
-      </w:r>
-    </w:p>
-    <w:p>
-      <w:pPr>
-        <w:spacing w:before="20" w:after="60"/>
-        <w:ind w:left="360"/>
-      </w:pPr>
-      <w:r>
-        <w:rPr>
-          <w:b/>
-          <w:color w:val="333333"/>
-        </w:rPr>
-        <w:t xml:space="preserve">• Kết quả trả về: </w:t>
-      </w:r>
-      <w:r>
-        <w:rPr>
-          <w:color w:val="2E75B6"/>
-        </w:rPr>
-        <w:t>ApiResponse&lt;TransactionResponse&gt; (Yêu cầu rút tiền được ghi nhận)</w:t>
-      </w:r>
-    </w:p>
-    <w:p>
-      <w:pPr>
-        <w:spacing w:before="240" w:after="60"/>
-      </w:pPr>
-      <w:r>
-        <w:rPr>
-          <w:b/>
-          <w:color w:val="B9770E"/>
-        </w:rPr>
-        <w:t xml:space="preserve">[PUT] </w:t>
-      </w:r>
-      <w:r>
-        <w:rPr>
-          <w:b/>
-          <w:color w:val="000000"/>
-        </w:rPr>
-        <w:t>/api/v1/payments/booking/{bookingId}/cancel-pending</w:t>
-      </w:r>
-    </w:p>
-    <w:p>
-      <w:pPr>
-        <w:spacing w:before="20" w:after="40"/>
-        <w:ind w:left="360"/>
-      </w:pPr>
-      <w:r>
-        <w:rPr>
-          <w:b/>
-          <w:color w:val="333333"/>
-        </w:rPr>
-        <w:t xml:space="preserve">• Mô tả: </w:t>
-      </w:r>
-      <w:r>
-        <w:rPr>
-          <w:color w:val="333333"/>
-        </w:rPr>
-        <w:t>Hủy bỏ các giao dịch thanh toán đang ở trạng thái chờ (PENDING) của các cuốc xe hoặc đơn hàng bị hủy.</w:t>
-      </w:r>
-    </w:p>
-    <w:p>
-      <w:pPr>
-        <w:spacing w:before="20" w:after="40"/>
-        <w:ind w:left="360"/>
-      </w:pPr>
-      <w:r>
-        <w:rPr>
-          <w:b/>
-          <w:color w:val="333333"/>
-        </w:rPr>
-        <w:t xml:space="preserve">• Quyền / Header: </w:t>
-      </w:r>
-      <w:r>
-        <w:rPr>
-          <w:color w:val="595959"/>
-        </w:rPr>
-        <w:t>Public / Internal</w:t>
-      </w:r>
-    </w:p>
-    <w:p>
-      <w:pPr>
-        <w:spacing w:before="20" w:after="40"/>
-        <w:ind w:left="360"/>
-      </w:pPr>
-      <w:r>
-        <w:rPr>
-          <w:b/>
-          <w:color w:val="333333"/>
-        </w:rPr>
-        <w:t xml:space="preserve">• Tham số (Path / Params): </w:t>
-      </w:r>
-      <w:r>
-        <w:rPr>
-          <w:color w:val="595959"/>
-        </w:rPr>
-        <w:t>Path: {bookingId}</w:t>
-      </w:r>
-    </w:p>
-    <w:p>
-      <w:pPr>
-        <w:spacing w:before="20" w:after="60"/>
-        <w:ind w:left="360"/>
-      </w:pPr>
-      <w:r>
-        <w:rPr>
-          <w:b/>
-          <w:color w:val="333333"/>
-        </w:rPr>
-        <w:t xml:space="preserve">• Kết quả trả về: </w:t>
-      </w:r>
-      <w:r>
-        <w:rPr>
-          <w:color w:val="2E75B6"/>
-        </w:rPr>
-        <w:t>ApiResponse&lt;Void&gt;</w:t>
-      </w:r>
-    </w:p>
-    <w:p>
-      <w:pPr>
-        <w:spacing w:before="240" w:after="60"/>
-      </w:pPr>
-      <w:r>
-        <w:rPr>
-          <w:b/>
-          <w:color w:val="1F4E79"/>
-        </w:rPr>
-        <w:t xml:space="preserve">[POST] </w:t>
-      </w:r>
-      <w:r>
-        <w:rPr>
-          <w:b/>
-          <w:color w:val="000000"/>
-        </w:rPr>
         <w:t>/api/v1/payments/momo/ipn</w:t>
       </w:r>
     </w:p>
@@ -10214,7 +10450,6 @@
           <w:b/>
           <w:color w:val="333333"/>
         </w:rPr>
-        <w:lastRenderedPageBreak/>
         <w:t xml:space="preserve">• Mô tả: </w:t>
       </w:r>
       <w:r>
